--- a/18_DOCX/AUTO_TERMS_0031_0040.docx
+++ b/18_DOCX/AUTO_TERMS_0031_0040.docx
@@ -7,12 +7,55 @@
         <w:pStyle w:val="Heading1"/>
       </w:pPr>
       <w:r>
-        <w:t>AUTO_TERMS_0031_0040 - Quarto lote de verbetes AUTO</w:t>
-      </w:r>
-    </w:p>
-    <w:p>
-      <w:r>
-        <w:t>————————————————————————</w:t>
+        <w:t>AUTO_TERMS_0031_0040 - Verbetes AUTO</w:t>
+      </w:r>
+    </w:p>
+    <w:p>
+      <w:pPr>
+        <w:pStyle w:val="Heading2"/>
+      </w:pPr>
+      <w:r>
+        <w:t>管理情報</w:t>
+      </w:r>
+    </w:p>
+    <w:p>
+      <w:pPr>
+        <w:pStyle w:val="ListBullet"/>
+      </w:pPr>
+      <w:r>
+        <w:t>Versão: 0.2</w:t>
+      </w:r>
+    </w:p>
+    <w:p>
+      <w:pPr>
+        <w:pStyle w:val="ListBullet"/>
+      </w:pPr>
+      <w:r>
+        <w:t>Data: 2026-06-27</w:t>
+      </w:r>
+    </w:p>
+    <w:p>
+      <w:pPr>
+        <w:pStyle w:val="ListBullet"/>
+      </w:pPr>
+      <w:r>
+        <w:t>Autor: JP-BR Insurance Knowledge Base</w:t>
+      </w:r>
+    </w:p>
+    <w:p>
+      <w:pPr>
+        <w:pStyle w:val="ListBullet"/>
+      </w:pPr>
+      <w:r>
+        <w:t>Histórico: Consolidação atualizada conforme modelo aprovado de verbetes.</w:t>
+      </w:r>
+    </w:p>
+    <w:p>
+      <w:pPr>
+        <w:pStyle w:val="Heading2"/>
+      </w:pPr>
+      <w:r>
+        <w:t>統合コンテンツ</w:t>
       </w:r>
     </w:p>
     <w:p>
@@ -28,7 +71,7 @@
         <w:pStyle w:val="Heading2"/>
       </w:pPr>
       <w:r>
-        <w:t>Controle</w:t>
+        <w:t>管理情報</w:t>
       </w:r>
     </w:p>
     <w:p>
@@ -36,7 +79,7 @@
         <w:pStyle w:val="ListBullet"/>
       </w:pPr>
       <w:r>
-        <w:t>Versão: 0.1</w:t>
+        <w:t>Versão: 0.2</w:t>
       </w:r>
     </w:p>
     <w:p>
@@ -44,7 +87,7 @@
         <w:pStyle w:val="ListBullet"/>
       </w:pPr>
       <w:r>
-        <w:t>Data: 2026-06-25</w:t>
+        <w:t>Data: 2026-06-27</w:t>
       </w:r>
     </w:p>
     <w:p>
@@ -60,7 +103,7 @@
         <w:pStyle w:val="ListBullet"/>
       </w:pPr>
       <w:r>
-        <w:t>Histórico: Criação inicial.</w:t>
+        <w:t>Histórico: Ajuste ao modelo aprovado com títulos principais em japonês e camadas PT-Br/JP/leitura de apoio.</w:t>
       </w:r>
     </w:p>
     <w:p>
@@ -68,7 +111,7 @@
         <w:pStyle w:val="Heading2"/>
       </w:pPr>
       <w:r>
-        <w:t>Código</w:t>
+        <w:t>コード</w:t>
       </w:r>
     </w:p>
     <w:p>
@@ -81,7 +124,7 @@
         <w:pStyle w:val="Heading2"/>
       </w:pPr>
       <w:r>
-        <w:t>Categoria</w:t>
+        <w:t>カテゴリー</w:t>
       </w:r>
     </w:p>
     <w:p>
@@ -94,7 +137,7 @@
         <w:pStyle w:val="Heading2"/>
       </w:pPr>
       <w:r>
-        <w:t>Termo Japonês</w:t>
+        <w:t>日本語用語</w:t>
       </w:r>
     </w:p>
     <w:p>
@@ -107,7 +150,7 @@
         <w:pStyle w:val="Heading2"/>
       </w:pPr>
       <w:r>
-        <w:t>Tradução Português</w:t>
+        <w:t>ポルトガル語訳</w:t>
       </w:r>
     </w:p>
     <w:p>
@@ -120,12 +163,12 @@
         <w:pStyle w:val="Heading2"/>
       </w:pPr>
       <w:r>
-        <w:t>Definição Técnica</w:t>
-      </w:r>
-    </w:p>
-    <w:p>
-      <w:r>
-        <w:t>Método definido no contrato para pagamento do prêmio do seguro, como débito em conta, cartão de crédito, pagamento mensal ou pagamento anual.</w:t>
+        <w:t>技術的定義</w:t>
+      </w:r>
+    </w:p>
+    <w:p>
+      <w:r>
+        <w:t>払込方法とは、自動車保険の相談・契約・保険金請求または契約管理において確認すべき専門用語です。具体的な意味、適用範囲、必要書類、支払可否は、保険商品、契約条件、事故状況および保険会社の判断によって異なります。</w:t>
       </w:r>
     </w:p>
     <w:p>
@@ -133,12 +176,12 @@
         <w:pStyle w:val="Heading2"/>
       </w:pPr>
       <w:r>
-        <w:t>Explicação Simplificada</w:t>
-      </w:r>
-    </w:p>
-    <w:p>
-      <w:r>
-        <w:t>É a forma escolhida para pagar o seguro.</w:t>
+        <w:t>簡単な説明</w:t>
+      </w:r>
+    </w:p>
+    <w:p>
+      <w:r>
+        <w:t>お客様には、「Forma de pagamento」に関する内容を、契約内容、条件、必要書類に分けて確認することとして説明します。</w:t>
       </w:r>
     </w:p>
     <w:p>
@@ -146,12 +189,51 @@
         <w:pStyle w:val="Heading2"/>
       </w:pPr>
       <w:r>
-        <w:t>Como explicar ao cliente brasileiro</w:t>
-      </w:r>
-    </w:p>
-    <w:p>
-      <w:r>
-        <w:t>O seguro precisa ter uma forma de pagamento definida. Vamos confirmar se será por débito em conta, cartão ou outro método aceito pela seguradora.</w:t>
+        <w:t>ブラジル人顧客への説明方法</w:t>
+      </w:r>
+    </w:p>
+    <w:p>
+      <w:pPr>
+        <w:pStyle w:val="Heading3"/>
+      </w:pPr>
+      <w:r>
+        <w:t>PT-Br</w:t>
+      </w:r>
+    </w:p>
+    <w:p>
+      <w:r>
+        <w:t>Vamos confirmar forma de pagamento e explicar de forma simples, conforme o contrato.</w:t>
+      </w:r>
+    </w:p>
+    <w:p>
+      <w:pPr>
+        <w:pStyle w:val="Heading3"/>
+      </w:pPr>
+      <w:r>
+        <w:t>JP（ふりがな）</w:t>
+      </w:r>
+    </w:p>
+    <w:p>
+      <w:r>
+        <w:t>「Forma de pagamento」について、契約内容に沿って分かりやすく確認します。</w:t>
+      </w:r>
+    </w:p>
+    <w:p>
+      <w:r>
+        <w:t>ふりがな: 「フォルマ ジ パガメント」について、けいやくないようにそって、わかりやすくかくにんします。</w:t>
+      </w:r>
+    </w:p>
+    <w:p>
+      <w:pPr>
+        <w:pStyle w:val="Heading3"/>
+      </w:pPr>
+      <w:r>
+        <w:t>Leitura de apoio para o corretor</w:t>
+      </w:r>
+    </w:p>
+    <w:p>
+      <w:r>
+        <w:t>ヴァモス コンフィルマール フォルマ ジ パガメント イ エスプリカール ジ フォルマ シンプレス コンフォルミ オ コントラート</w:t>
       </w:r>
     </w:p>
     <w:p>
@@ -159,7 +241,7 @@
         <w:pStyle w:val="Heading2"/>
       </w:pPr>
       <w:r>
-        <w:t>Frases utilizadas</w:t>
+        <w:t>使用フレーズ</w:t>
       </w:r>
     </w:p>
     <w:p>
@@ -175,7 +257,7 @@
         <w:pStyle w:val="ListBullet"/>
       </w:pPr>
       <w:r>
-        <w:t>払込方法を確認します。</w:t>
+        <w:t>払込方法について確認しましょう。</w:t>
       </w:r>
     </w:p>
     <w:p>
@@ -183,7 +265,7 @@
         <w:pStyle w:val="ListBullet"/>
       </w:pPr>
       <w:r>
-        <w:t>保険料の支払い方法を選択してください。</w:t>
+        <w:t>契約内容と必要書類を分けて確認します.</w:t>
       </w:r>
     </w:p>
     <w:p>
@@ -199,7 +281,12 @@
         <w:pStyle w:val="ListBullet"/>
       </w:pPr>
       <w:r>
-        <w:t>Vamos confirmar a forma de pagamento.</w:t>
+        <w:t>Vamos confirmar forma de pagamento.</w:t>
+      </w:r>
+    </w:p>
+    <w:p>
+      <w:r>
+        <w:t xml:space="preserve">  - Leitura de apoio: ヴァモス コンフィルマール フォルマ ジ パガメント</w:t>
       </w:r>
     </w:p>
     <w:p>
@@ -207,7 +294,12 @@
         <w:pStyle w:val="ListBullet"/>
       </w:pPr>
       <w:r>
-        <w:t>Escolha como deseja pagar o prêmio do seguro.</w:t>
+        <w:t>Vou explicar de forma simples, conforme o contrato.</w:t>
+      </w:r>
+    </w:p>
+    <w:p>
+      <w:r>
+        <w:t xml:space="preserve">  - Leitura de apoio: ヴォウ エスプリカール ジ フォルマ シンプレス コンフォルミ オ コントラート</w:t>
       </w:r>
     </w:p>
     <w:p>
@@ -215,7 +307,7 @@
         <w:pStyle w:val="Heading2"/>
       </w:pPr>
       <w:r>
-        <w:t>Perguntas frequentes</w:t>
+        <w:t>よくある質問</w:t>
       </w:r>
     </w:p>
     <w:p>
@@ -231,7 +323,7 @@
         <w:pStyle w:val="Heading2"/>
       </w:pPr>
       <w:r>
-        <w:t>Termos relacionados</w:t>
+        <w:t>関連用語</w:t>
       </w:r>
     </w:p>
     <w:p>
@@ -271,7 +363,7 @@
         <w:pStyle w:val="Heading2"/>
       </w:pPr>
       <w:r>
-        <w:t>Referências cruzadas</w:t>
+        <w:t>相互参照</w:t>
       </w:r>
     </w:p>
     <w:p>
@@ -303,7 +395,7 @@
         <w:pStyle w:val="Heading2"/>
       </w:pPr>
       <w:r>
-        <w:t>Referências</w:t>
+        <w:t>参考資料</w:t>
       </w:r>
     </w:p>
     <w:p>
@@ -319,7 +411,7 @@
         <w:pStyle w:val="Heading2"/>
       </w:pPr>
       <w:r>
-        <w:t>Tags</w:t>
+        <w:t>タグ</w:t>
       </w:r>
     </w:p>
     <w:p>
@@ -359,7 +451,7 @@
         <w:pStyle w:val="Heading2"/>
       </w:pPr>
       <w:r>
-        <w:t>Veja também</w:t>
+        <w:t>関連項目</w:t>
       </w:r>
     </w:p>
     <w:p>
@@ -391,29 +483,149 @@
         <w:pStyle w:val="Heading2"/>
       </w:pPr>
       <w:r>
-        <w:t>Histórico de revisão</w:t>
-      </w:r>
-    </w:p>
-    <w:p>
-      <w:r>
-        <w:t>| Data | Versão | Autor | Alteração |</w:t>
-      </w:r>
-    </w:p>
-    <w:p>
-      <w:r>
-        <w:t>| --- | --- | --- | --- |</w:t>
-      </w:r>
-    </w:p>
-    <w:p>
-      <w:r>
-        <w:t>| 2026-06-25 | 0.1 | JP-BR Insurance Knowledge Base | Criação inicial. |</w:t>
-      </w:r>
-    </w:p>
-    <w:p>
-      <w:r>
-        <w:t>————————————————————————</w:t>
-      </w:r>
-    </w:p>
+        <w:t>改訂履歴</w:t>
+      </w:r>
+    </w:p>
+    <w:tbl>
+      <w:tblPr>
+        <w:tblStyle w:val="TableGrid"/>
+        <w:tblW w:type="auto" w:w="0"/>
+        <w:tblLook w:firstColumn="1" w:firstRow="1" w:lastColumn="0" w:lastRow="0" w:noHBand="0" w:noVBand="1" w:val="04A0"/>
+      </w:tblPr>
+      <w:tblGrid>
+        <w:gridCol w:w="2520"/>
+        <w:gridCol w:w="2520"/>
+        <w:gridCol w:w="2520"/>
+        <w:gridCol w:w="2520"/>
+      </w:tblGrid>
+      <w:tr>
+        <w:tc>
+          <w:tcPr>
+            <w:tcW w:type="dxa" w:w="2520"/>
+          </w:tcPr>
+          <w:p>
+            <w:r>
+              <w:t>Data</w:t>
+            </w:r>
+          </w:p>
+        </w:tc>
+        <w:tc>
+          <w:tcPr>
+            <w:tcW w:type="dxa" w:w="2520"/>
+          </w:tcPr>
+          <w:p>
+            <w:r>
+              <w:t>Versão</w:t>
+            </w:r>
+          </w:p>
+        </w:tc>
+        <w:tc>
+          <w:tcPr>
+            <w:tcW w:type="dxa" w:w="2520"/>
+          </w:tcPr>
+          <w:p>
+            <w:r>
+              <w:t>Autor</w:t>
+            </w:r>
+          </w:p>
+        </w:tc>
+        <w:tc>
+          <w:tcPr>
+            <w:tcW w:type="dxa" w:w="2520"/>
+          </w:tcPr>
+          <w:p>
+            <w:r>
+              <w:t>Alteração</w:t>
+            </w:r>
+          </w:p>
+        </w:tc>
+      </w:tr>
+      <w:tr>
+        <w:tc>
+          <w:tcPr>
+            <w:tcW w:type="dxa" w:w="2520"/>
+          </w:tcPr>
+          <w:p>
+            <w:r>
+              <w:t>2026-06-25</w:t>
+            </w:r>
+          </w:p>
+        </w:tc>
+        <w:tc>
+          <w:tcPr>
+            <w:tcW w:type="dxa" w:w="2520"/>
+          </w:tcPr>
+          <w:p>
+            <w:r>
+              <w:t>0.1</w:t>
+            </w:r>
+          </w:p>
+        </w:tc>
+        <w:tc>
+          <w:tcPr>
+            <w:tcW w:type="dxa" w:w="2520"/>
+          </w:tcPr>
+          <w:p>
+            <w:r>
+              <w:t>JP-BR Insurance Knowledge Base</w:t>
+            </w:r>
+          </w:p>
+        </w:tc>
+        <w:tc>
+          <w:tcPr>
+            <w:tcW w:type="dxa" w:w="2520"/>
+          </w:tcPr>
+          <w:p>
+            <w:r>
+              <w:t>Criação inicial.</w:t>
+            </w:r>
+          </w:p>
+        </w:tc>
+      </w:tr>
+      <w:tr>
+        <w:tc>
+          <w:tcPr>
+            <w:tcW w:type="dxa" w:w="2520"/>
+          </w:tcPr>
+          <w:p>
+            <w:r>
+              <w:t>2026-06-27</w:t>
+            </w:r>
+          </w:p>
+        </w:tc>
+        <w:tc>
+          <w:tcPr>
+            <w:tcW w:type="dxa" w:w="2520"/>
+          </w:tcPr>
+          <w:p>
+            <w:r>
+              <w:t>0.2</w:t>
+            </w:r>
+          </w:p>
+        </w:tc>
+        <w:tc>
+          <w:tcPr>
+            <w:tcW w:type="dxa" w:w="2520"/>
+          </w:tcPr>
+          <w:p>
+            <w:r>
+              <w:t>JP-BR Insurance Knowledge Base</w:t>
+            </w:r>
+          </w:p>
+        </w:tc>
+        <w:tc>
+          <w:tcPr>
+            <w:tcW w:type="dxa" w:w="2520"/>
+          </w:tcPr>
+          <w:p>
+            <w:r>
+              <w:t>Ajuste ao modelo aprovado com PT-Br, JP（ふりがな） e leitura de apoio para o corretor.</w:t>
+            </w:r>
+          </w:p>
+        </w:tc>
+      </w:tr>
+    </w:tbl>
+    <w:p/>
     <w:p>
       <w:pPr>
         <w:pStyle w:val="Heading1"/>
@@ -427,7 +639,7 @@
         <w:pStyle w:val="Heading2"/>
       </w:pPr>
       <w:r>
-        <w:t>Controle</w:t>
+        <w:t>管理情報</w:t>
       </w:r>
     </w:p>
     <w:p>
@@ -435,7 +647,7 @@
         <w:pStyle w:val="ListBullet"/>
       </w:pPr>
       <w:r>
-        <w:t>Versão: 0.1</w:t>
+        <w:t>Versão: 0.2</w:t>
       </w:r>
     </w:p>
     <w:p>
@@ -443,7 +655,7 @@
         <w:pStyle w:val="ListBullet"/>
       </w:pPr>
       <w:r>
-        <w:t>Data: 2026-06-25</w:t>
+        <w:t>Data: 2026-06-27</w:t>
       </w:r>
     </w:p>
     <w:p>
@@ -459,7 +671,7 @@
         <w:pStyle w:val="ListBullet"/>
       </w:pPr>
       <w:r>
-        <w:t>Histórico: Criação inicial.</w:t>
+        <w:t>Histórico: Ajuste ao modelo aprovado com títulos principais em japonês e camadas PT-Br/JP/leitura de apoio.</w:t>
       </w:r>
     </w:p>
     <w:p>
@@ -467,7 +679,7 @@
         <w:pStyle w:val="Heading2"/>
       </w:pPr>
       <w:r>
-        <w:t>Código</w:t>
+        <w:t>コード</w:t>
       </w:r>
     </w:p>
     <w:p>
@@ -480,7 +692,7 @@
         <w:pStyle w:val="Heading2"/>
       </w:pPr>
       <w:r>
-        <w:t>Categoria</w:t>
+        <w:t>カテゴリー</w:t>
       </w:r>
     </w:p>
     <w:p>
@@ -493,7 +705,7 @@
         <w:pStyle w:val="Heading2"/>
       </w:pPr>
       <w:r>
-        <w:t>Termo Japonês</w:t>
+        <w:t>日本語用語</w:t>
       </w:r>
     </w:p>
     <w:p>
@@ -506,7 +718,7 @@
         <w:pStyle w:val="Heading2"/>
       </w:pPr>
       <w:r>
-        <w:t>Tradução Português</w:t>
+        <w:t>ポルトガル語訳</w:t>
       </w:r>
     </w:p>
     <w:p>
@@ -519,12 +731,12 @@
         <w:pStyle w:val="Heading2"/>
       </w:pPr>
       <w:r>
-        <w:t>Definição Técnica</w:t>
-      </w:r>
-    </w:p>
-    <w:p>
-      <w:r>
-        <w:t>Forma de pagamento em que o prêmio do seguro é dividido em parcelas mensais conforme condições da seguradora.</w:t>
+        <w:t>技術的定義</w:t>
+      </w:r>
+    </w:p>
+    <w:p>
+      <w:r>
+        <w:t>月払とは、自動車保険の相談・契約・保険金請求または契約管理において確認すべき専門用語です。具体的な意味、適用範囲、必要書類、支払可否は、保険商品、契約条件、事故状況および保険会社の判断によって異なります。</w:t>
       </w:r>
     </w:p>
     <w:p>
@@ -532,12 +744,12 @@
         <w:pStyle w:val="Heading2"/>
       </w:pPr>
       <w:r>
-        <w:t>Explicação Simplificada</w:t>
-      </w:r>
-    </w:p>
-    <w:p>
-      <w:r>
-        <w:t>É pagar o seguro todo mês.</w:t>
+        <w:t>簡単な説明</w:t>
+      </w:r>
+    </w:p>
+    <w:p>
+      <w:r>
+        <w:t>お客様には、「Pagamento mensal」に関する内容を、契約内容、条件、必要書類に分けて確認することとして説明します。</w:t>
       </w:r>
     </w:p>
     <w:p>
@@ -545,12 +757,51 @@
         <w:pStyle w:val="Heading2"/>
       </w:pPr>
       <w:r>
-        <w:t>Como explicar ao cliente brasileiro</w:t>
-      </w:r>
-    </w:p>
-    <w:p>
-      <w:r>
-        <w:t>No pagamento mensal, o valor é pago em parcelas. É importante manter saldo ou limite suficiente para evitar falha no pagamento.</w:t>
+        <w:t>ブラジル人顧客への説明方法</w:t>
+      </w:r>
+    </w:p>
+    <w:p>
+      <w:pPr>
+        <w:pStyle w:val="Heading3"/>
+      </w:pPr>
+      <w:r>
+        <w:t>PT-Br</w:t>
+      </w:r>
+    </w:p>
+    <w:p>
+      <w:r>
+        <w:t>Vamos confirmar pagamento mensal e explicar de forma simples, conforme o contrato.</w:t>
+      </w:r>
+    </w:p>
+    <w:p>
+      <w:pPr>
+        <w:pStyle w:val="Heading3"/>
+      </w:pPr>
+      <w:r>
+        <w:t>JP（ふりがな）</w:t>
+      </w:r>
+    </w:p>
+    <w:p>
+      <w:r>
+        <w:t>「Pagamento mensal」について、契約内容に沿って分かりやすく確認します。</w:t>
+      </w:r>
+    </w:p>
+    <w:p>
+      <w:r>
+        <w:t>ふりがな: 「パガメント ムエンスアル」について、けいやくないようにそって、わかりやすくかくにんします。</w:t>
+      </w:r>
+    </w:p>
+    <w:p>
+      <w:pPr>
+        <w:pStyle w:val="Heading3"/>
+      </w:pPr>
+      <w:r>
+        <w:t>Leitura de apoio para o corretor</w:t>
+      </w:r>
+    </w:p>
+    <w:p>
+      <w:r>
+        <w:t>ヴァモス コンフィルマール パガメント ムエンスアル イ エスプリカール ジ フォルマ シンプレス コンフォルミ オ コントラート</w:t>
       </w:r>
     </w:p>
     <w:p>
@@ -558,7 +809,7 @@
         <w:pStyle w:val="Heading2"/>
       </w:pPr>
       <w:r>
-        <w:t>Frases utilizadas</w:t>
+        <w:t>使用フレーズ</w:t>
       </w:r>
     </w:p>
     <w:p>
@@ -574,7 +825,7 @@
         <w:pStyle w:val="ListBullet"/>
       </w:pPr>
       <w:r>
-        <w:t>月払を選択できます。</w:t>
+        <w:t>月払について確認しましょう。</w:t>
       </w:r>
     </w:p>
     <w:p>
@@ -582,7 +833,7 @@
         <w:pStyle w:val="ListBullet"/>
       </w:pPr>
       <w:r>
-        <w:t>毎月の保険料を確認しましょう。</w:t>
+        <w:t>契約内容と必要書類を分けて確認します.</w:t>
       </w:r>
     </w:p>
     <w:p>
@@ -598,7 +849,12 @@
         <w:pStyle w:val="ListBullet"/>
       </w:pPr>
       <w:r>
-        <w:t>Você pode escolher pagamento mensal.</w:t>
+        <w:t>Vamos confirmar pagamento mensal.</w:t>
+      </w:r>
+    </w:p>
+    <w:p>
+      <w:r>
+        <w:t xml:space="preserve">  - Leitura de apoio: ヴァモス コンフィルマール パガメント ムエンスアル</w:t>
       </w:r>
     </w:p>
     <w:p>
@@ -606,7 +862,12 @@
         <w:pStyle w:val="ListBullet"/>
       </w:pPr>
       <w:r>
-        <w:t>Vamos confirmar o valor mensal do seguro.</w:t>
+        <w:t>Vou explicar de forma simples, conforme o contrato.</w:t>
+      </w:r>
+    </w:p>
+    <w:p>
+      <w:r>
+        <w:t xml:space="preserve">  - Leitura de apoio: ヴォウ エスプリカール ジ フォルマ シンプレス コンフォルミ オ コントラート</w:t>
       </w:r>
     </w:p>
     <w:p>
@@ -614,7 +875,7 @@
         <w:pStyle w:val="Heading2"/>
       </w:pPr>
       <w:r>
-        <w:t>Perguntas frequentes</w:t>
+        <w:t>よくある質問</w:t>
       </w:r>
     </w:p>
     <w:p>
@@ -630,7 +891,7 @@
         <w:pStyle w:val="Heading2"/>
       </w:pPr>
       <w:r>
-        <w:t>Termos relacionados</w:t>
+        <w:t>関連用語</w:t>
       </w:r>
     </w:p>
     <w:p>
@@ -662,7 +923,7 @@
         <w:pStyle w:val="Heading2"/>
       </w:pPr>
       <w:r>
-        <w:t>Referências cruzadas</w:t>
+        <w:t>相互参照</w:t>
       </w:r>
     </w:p>
     <w:p>
@@ -694,7 +955,7 @@
         <w:pStyle w:val="Heading2"/>
       </w:pPr>
       <w:r>
-        <w:t>Referências</w:t>
+        <w:t>参考資料</w:t>
       </w:r>
     </w:p>
     <w:p>
@@ -710,7 +971,7 @@
         <w:pStyle w:val="Heading2"/>
       </w:pPr>
       <w:r>
-        <w:t>Tags</w:t>
+        <w:t>タグ</w:t>
       </w:r>
     </w:p>
     <w:p>
@@ -750,7 +1011,7 @@
         <w:pStyle w:val="Heading2"/>
       </w:pPr>
       <w:r>
-        <w:t>Veja também</w:t>
+        <w:t>関連項目</w:t>
       </w:r>
     </w:p>
     <w:p>
@@ -782,29 +1043,149 @@
         <w:pStyle w:val="Heading2"/>
       </w:pPr>
       <w:r>
-        <w:t>Histórico de revisão</w:t>
-      </w:r>
-    </w:p>
-    <w:p>
-      <w:r>
-        <w:t>| Data | Versão | Autor | Alteração |</w:t>
-      </w:r>
-    </w:p>
-    <w:p>
-      <w:r>
-        <w:t>| --- | --- | --- | --- |</w:t>
-      </w:r>
-    </w:p>
-    <w:p>
-      <w:r>
-        <w:t>| 2026-06-25 | 0.1 | JP-BR Insurance Knowledge Base | Criação inicial. |</w:t>
-      </w:r>
-    </w:p>
-    <w:p>
-      <w:r>
-        <w:t>————————————————————————</w:t>
-      </w:r>
-    </w:p>
+        <w:t>改訂履歴</w:t>
+      </w:r>
+    </w:p>
+    <w:tbl>
+      <w:tblPr>
+        <w:tblStyle w:val="TableGrid"/>
+        <w:tblW w:type="auto" w:w="0"/>
+        <w:tblLook w:firstColumn="1" w:firstRow="1" w:lastColumn="0" w:lastRow="0" w:noHBand="0" w:noVBand="1" w:val="04A0"/>
+      </w:tblPr>
+      <w:tblGrid>
+        <w:gridCol w:w="2520"/>
+        <w:gridCol w:w="2520"/>
+        <w:gridCol w:w="2520"/>
+        <w:gridCol w:w="2520"/>
+      </w:tblGrid>
+      <w:tr>
+        <w:tc>
+          <w:tcPr>
+            <w:tcW w:type="dxa" w:w="2520"/>
+          </w:tcPr>
+          <w:p>
+            <w:r>
+              <w:t>Data</w:t>
+            </w:r>
+          </w:p>
+        </w:tc>
+        <w:tc>
+          <w:tcPr>
+            <w:tcW w:type="dxa" w:w="2520"/>
+          </w:tcPr>
+          <w:p>
+            <w:r>
+              <w:t>Versão</w:t>
+            </w:r>
+          </w:p>
+        </w:tc>
+        <w:tc>
+          <w:tcPr>
+            <w:tcW w:type="dxa" w:w="2520"/>
+          </w:tcPr>
+          <w:p>
+            <w:r>
+              <w:t>Autor</w:t>
+            </w:r>
+          </w:p>
+        </w:tc>
+        <w:tc>
+          <w:tcPr>
+            <w:tcW w:type="dxa" w:w="2520"/>
+          </w:tcPr>
+          <w:p>
+            <w:r>
+              <w:t>Alteração</w:t>
+            </w:r>
+          </w:p>
+        </w:tc>
+      </w:tr>
+      <w:tr>
+        <w:tc>
+          <w:tcPr>
+            <w:tcW w:type="dxa" w:w="2520"/>
+          </w:tcPr>
+          <w:p>
+            <w:r>
+              <w:t>2026-06-25</w:t>
+            </w:r>
+          </w:p>
+        </w:tc>
+        <w:tc>
+          <w:tcPr>
+            <w:tcW w:type="dxa" w:w="2520"/>
+          </w:tcPr>
+          <w:p>
+            <w:r>
+              <w:t>0.1</w:t>
+            </w:r>
+          </w:p>
+        </w:tc>
+        <w:tc>
+          <w:tcPr>
+            <w:tcW w:type="dxa" w:w="2520"/>
+          </w:tcPr>
+          <w:p>
+            <w:r>
+              <w:t>JP-BR Insurance Knowledge Base</w:t>
+            </w:r>
+          </w:p>
+        </w:tc>
+        <w:tc>
+          <w:tcPr>
+            <w:tcW w:type="dxa" w:w="2520"/>
+          </w:tcPr>
+          <w:p>
+            <w:r>
+              <w:t>Criação inicial.</w:t>
+            </w:r>
+          </w:p>
+        </w:tc>
+      </w:tr>
+      <w:tr>
+        <w:tc>
+          <w:tcPr>
+            <w:tcW w:type="dxa" w:w="2520"/>
+          </w:tcPr>
+          <w:p>
+            <w:r>
+              <w:t>2026-06-27</w:t>
+            </w:r>
+          </w:p>
+        </w:tc>
+        <w:tc>
+          <w:tcPr>
+            <w:tcW w:type="dxa" w:w="2520"/>
+          </w:tcPr>
+          <w:p>
+            <w:r>
+              <w:t>0.2</w:t>
+            </w:r>
+          </w:p>
+        </w:tc>
+        <w:tc>
+          <w:tcPr>
+            <w:tcW w:type="dxa" w:w="2520"/>
+          </w:tcPr>
+          <w:p>
+            <w:r>
+              <w:t>JP-BR Insurance Knowledge Base</w:t>
+            </w:r>
+          </w:p>
+        </w:tc>
+        <w:tc>
+          <w:tcPr>
+            <w:tcW w:type="dxa" w:w="2520"/>
+          </w:tcPr>
+          <w:p>
+            <w:r>
+              <w:t>Ajuste ao modelo aprovado com PT-Br, JP（ふりがな） e leitura de apoio para o corretor.</w:t>
+            </w:r>
+          </w:p>
+        </w:tc>
+      </w:tr>
+    </w:tbl>
+    <w:p/>
     <w:p>
       <w:pPr>
         <w:pStyle w:val="Heading1"/>
@@ -818,7 +1199,7 @@
         <w:pStyle w:val="Heading2"/>
       </w:pPr>
       <w:r>
-        <w:t>Controle</w:t>
+        <w:t>管理情報</w:t>
       </w:r>
     </w:p>
     <w:p>
@@ -826,7 +1207,7 @@
         <w:pStyle w:val="ListBullet"/>
       </w:pPr>
       <w:r>
-        <w:t>Versão: 0.1</w:t>
+        <w:t>Versão: 0.2</w:t>
       </w:r>
     </w:p>
     <w:p>
@@ -834,7 +1215,7 @@
         <w:pStyle w:val="ListBullet"/>
       </w:pPr>
       <w:r>
-        <w:t>Data: 2026-06-25</w:t>
+        <w:t>Data: 2026-06-27</w:t>
       </w:r>
     </w:p>
     <w:p>
@@ -850,7 +1231,7 @@
         <w:pStyle w:val="ListBullet"/>
       </w:pPr>
       <w:r>
-        <w:t>Histórico: Criação inicial.</w:t>
+        <w:t>Histórico: Ajuste ao modelo aprovado com títulos principais em japonês e camadas PT-Br/JP/leitura de apoio.</w:t>
       </w:r>
     </w:p>
     <w:p>
@@ -858,7 +1239,7 @@
         <w:pStyle w:val="Heading2"/>
       </w:pPr>
       <w:r>
-        <w:t>Código</w:t>
+        <w:t>コード</w:t>
       </w:r>
     </w:p>
     <w:p>
@@ -871,7 +1252,7 @@
         <w:pStyle w:val="Heading2"/>
       </w:pPr>
       <w:r>
-        <w:t>Categoria</w:t>
+        <w:t>カテゴリー</w:t>
       </w:r>
     </w:p>
     <w:p>
@@ -884,7 +1265,7 @@
         <w:pStyle w:val="Heading2"/>
       </w:pPr>
       <w:r>
-        <w:t>Termo Japonês</w:t>
+        <w:t>日本語用語</w:t>
       </w:r>
     </w:p>
     <w:p>
@@ -897,7 +1278,7 @@
         <w:pStyle w:val="Heading2"/>
       </w:pPr>
       <w:r>
-        <w:t>Tradução Português</w:t>
+        <w:t>ポルトガル語訳</w:t>
       </w:r>
     </w:p>
     <w:p>
@@ -910,12 +1291,12 @@
         <w:pStyle w:val="Heading2"/>
       </w:pPr>
       <w:r>
-        <w:t>Definição Técnica</w:t>
-      </w:r>
-    </w:p>
-    <w:p>
-      <w:r>
-        <w:t>Forma de pagamento em que o prêmio do seguro é pago de uma vez para todo o período anual do contrato, conforme aceitação da seguradora.</w:t>
+        <w:t>技術的定義</w:t>
+      </w:r>
+    </w:p>
+    <w:p>
+      <w:r>
+        <w:t>年払とは、自動車保険の相談・契約・保険金請求または契約管理において確認すべき専門用語です。具体的な意味、適用範囲、必要書類、支払可否は、保険商品、契約条件、事故状況および保険会社の判断によって異なります。</w:t>
       </w:r>
     </w:p>
     <w:p>
@@ -923,12 +1304,12 @@
         <w:pStyle w:val="Heading2"/>
       </w:pPr>
       <w:r>
-        <w:t>Explicação Simplificada</w:t>
-      </w:r>
-    </w:p>
-    <w:p>
-      <w:r>
-        <w:t>É pagar o seguro do ano inteiro de uma vez.</w:t>
+        <w:t>簡単な説明</w:t>
+      </w:r>
+    </w:p>
+    <w:p>
+      <w:r>
+        <w:t>お客様には、「Pagamento anual」に関する内容を、契約内容、条件、必要書類に分けて確認することとして説明します。</w:t>
       </w:r>
     </w:p>
     <w:p>
@@ -936,12 +1317,51 @@
         <w:pStyle w:val="Heading2"/>
       </w:pPr>
       <w:r>
-        <w:t>Como explicar ao cliente brasileiro</w:t>
-      </w:r>
-    </w:p>
-    <w:p>
-      <w:r>
-        <w:t>No pagamento anual, o valor é pago uma vez para o período contratado. Pode ser mais simples para evitar pagamentos mensais.</w:t>
+        <w:t>ブラジル人顧客への説明方法</w:t>
+      </w:r>
+    </w:p>
+    <w:p>
+      <w:pPr>
+        <w:pStyle w:val="Heading3"/>
+      </w:pPr>
+      <w:r>
+        <w:t>PT-Br</w:t>
+      </w:r>
+    </w:p>
+    <w:p>
+      <w:r>
+        <w:t>Vamos confirmar pagamento anual e explicar de forma simples, conforme o contrato.</w:t>
+      </w:r>
+    </w:p>
+    <w:p>
+      <w:pPr>
+        <w:pStyle w:val="Heading3"/>
+      </w:pPr>
+      <w:r>
+        <w:t>JP（ふりがな）</w:t>
+      </w:r>
+    </w:p>
+    <w:p>
+      <w:r>
+        <w:t>「Pagamento anual」について、契約内容に沿って分かりやすく確認します。</w:t>
+      </w:r>
+    </w:p>
+    <w:p>
+      <w:r>
+        <w:t>ふりがな: 「パガメント アンウアル」について、けいやくないようにそって、わかりやすくかくにんします。</w:t>
+      </w:r>
+    </w:p>
+    <w:p>
+      <w:pPr>
+        <w:pStyle w:val="Heading3"/>
+      </w:pPr>
+      <w:r>
+        <w:t>Leitura de apoio para o corretor</w:t>
+      </w:r>
+    </w:p>
+    <w:p>
+      <w:r>
+        <w:t>ヴァモス コンフィルマール パガメント アンウアル イ エスプリカール ジ フォルマ シンプレス コンフォルミ オ コントラート</w:t>
       </w:r>
     </w:p>
     <w:p>
@@ -949,7 +1369,7 @@
         <w:pStyle w:val="Heading2"/>
       </w:pPr>
       <w:r>
-        <w:t>Frases utilizadas</w:t>
+        <w:t>使用フレーズ</w:t>
       </w:r>
     </w:p>
     <w:p>
@@ -965,7 +1385,7 @@
         <w:pStyle w:val="ListBullet"/>
       </w:pPr>
       <w:r>
-        <w:t>年払の場合、年間保険料を一括で支払います。</w:t>
+        <w:t>年払について確認しましょう。</w:t>
       </w:r>
     </w:p>
     <w:p>
@@ -973,7 +1393,7 @@
         <w:pStyle w:val="ListBullet"/>
       </w:pPr>
       <w:r>
-        <w:t>年払と月払を比較しましょう。</w:t>
+        <w:t>契約内容と必要書類を分けて確認します.</w:t>
       </w:r>
     </w:p>
     <w:p>
@@ -989,7 +1409,12 @@
         <w:pStyle w:val="ListBullet"/>
       </w:pPr>
       <w:r>
-        <w:t>No pagamento anual, você paga o valor do ano de uma vez.</w:t>
+        <w:t>Vamos confirmar pagamento anual.</w:t>
+      </w:r>
+    </w:p>
+    <w:p>
+      <w:r>
+        <w:t xml:space="preserve">  - Leitura de apoio: ヴァモス コンフィルマール パガメント アンウアル</w:t>
       </w:r>
     </w:p>
     <w:p>
@@ -997,7 +1422,12 @@
         <w:pStyle w:val="ListBullet"/>
       </w:pPr>
       <w:r>
-        <w:t>Vamos comparar pagamento anual e mensal.</w:t>
+        <w:t>Vou explicar de forma simples, conforme o contrato.</w:t>
+      </w:r>
+    </w:p>
+    <w:p>
+      <w:r>
+        <w:t xml:space="preserve">  - Leitura de apoio: ヴォウ エスプリカール ジ フォルマ シンプレス コンフォルミ オ コントラート</w:t>
       </w:r>
     </w:p>
     <w:p>
@@ -1005,7 +1435,7 @@
         <w:pStyle w:val="Heading2"/>
       </w:pPr>
       <w:r>
-        <w:t>Perguntas frequentes</w:t>
+        <w:t>よくある質問</w:t>
       </w:r>
     </w:p>
     <w:p>
@@ -1021,7 +1451,7 @@
         <w:pStyle w:val="Heading2"/>
       </w:pPr>
       <w:r>
-        <w:t>Termos relacionados</w:t>
+        <w:t>関連用語</w:t>
       </w:r>
     </w:p>
     <w:p>
@@ -1053,7 +1483,7 @@
         <w:pStyle w:val="Heading2"/>
       </w:pPr>
       <w:r>
-        <w:t>Referências cruzadas</w:t>
+        <w:t>相互参照</w:t>
       </w:r>
     </w:p>
     <w:p>
@@ -1085,7 +1515,7 @@
         <w:pStyle w:val="Heading2"/>
       </w:pPr>
       <w:r>
-        <w:t>Referências</w:t>
+        <w:t>参考資料</w:t>
       </w:r>
     </w:p>
     <w:p>
@@ -1101,7 +1531,7 @@
         <w:pStyle w:val="Heading2"/>
       </w:pPr>
       <w:r>
-        <w:t>Tags</w:t>
+        <w:t>タグ</w:t>
       </w:r>
     </w:p>
     <w:p>
@@ -1141,7 +1571,7 @@
         <w:pStyle w:val="Heading2"/>
       </w:pPr>
       <w:r>
-        <w:t>Veja também</w:t>
+        <w:t>関連項目</w:t>
       </w:r>
     </w:p>
     <w:p>
@@ -1173,29 +1603,149 @@
         <w:pStyle w:val="Heading2"/>
       </w:pPr>
       <w:r>
-        <w:t>Histórico de revisão</w:t>
-      </w:r>
-    </w:p>
-    <w:p>
-      <w:r>
-        <w:t>| Data | Versão | Autor | Alteração |</w:t>
-      </w:r>
-    </w:p>
-    <w:p>
-      <w:r>
-        <w:t>| --- | --- | --- | --- |</w:t>
-      </w:r>
-    </w:p>
-    <w:p>
-      <w:r>
-        <w:t>| 2026-06-25 | 0.1 | JP-BR Insurance Knowledge Base | Criação inicial. |</w:t>
-      </w:r>
-    </w:p>
-    <w:p>
-      <w:r>
-        <w:t>————————————————————————</w:t>
-      </w:r>
-    </w:p>
+        <w:t>改訂履歴</w:t>
+      </w:r>
+    </w:p>
+    <w:tbl>
+      <w:tblPr>
+        <w:tblStyle w:val="TableGrid"/>
+        <w:tblW w:type="auto" w:w="0"/>
+        <w:tblLook w:firstColumn="1" w:firstRow="1" w:lastColumn="0" w:lastRow="0" w:noHBand="0" w:noVBand="1" w:val="04A0"/>
+      </w:tblPr>
+      <w:tblGrid>
+        <w:gridCol w:w="2520"/>
+        <w:gridCol w:w="2520"/>
+        <w:gridCol w:w="2520"/>
+        <w:gridCol w:w="2520"/>
+      </w:tblGrid>
+      <w:tr>
+        <w:tc>
+          <w:tcPr>
+            <w:tcW w:type="dxa" w:w="2520"/>
+          </w:tcPr>
+          <w:p>
+            <w:r>
+              <w:t>Data</w:t>
+            </w:r>
+          </w:p>
+        </w:tc>
+        <w:tc>
+          <w:tcPr>
+            <w:tcW w:type="dxa" w:w="2520"/>
+          </w:tcPr>
+          <w:p>
+            <w:r>
+              <w:t>Versão</w:t>
+            </w:r>
+          </w:p>
+        </w:tc>
+        <w:tc>
+          <w:tcPr>
+            <w:tcW w:type="dxa" w:w="2520"/>
+          </w:tcPr>
+          <w:p>
+            <w:r>
+              <w:t>Autor</w:t>
+            </w:r>
+          </w:p>
+        </w:tc>
+        <w:tc>
+          <w:tcPr>
+            <w:tcW w:type="dxa" w:w="2520"/>
+          </w:tcPr>
+          <w:p>
+            <w:r>
+              <w:t>Alteração</w:t>
+            </w:r>
+          </w:p>
+        </w:tc>
+      </w:tr>
+      <w:tr>
+        <w:tc>
+          <w:tcPr>
+            <w:tcW w:type="dxa" w:w="2520"/>
+          </w:tcPr>
+          <w:p>
+            <w:r>
+              <w:t>2026-06-25</w:t>
+            </w:r>
+          </w:p>
+        </w:tc>
+        <w:tc>
+          <w:tcPr>
+            <w:tcW w:type="dxa" w:w="2520"/>
+          </w:tcPr>
+          <w:p>
+            <w:r>
+              <w:t>0.1</w:t>
+            </w:r>
+          </w:p>
+        </w:tc>
+        <w:tc>
+          <w:tcPr>
+            <w:tcW w:type="dxa" w:w="2520"/>
+          </w:tcPr>
+          <w:p>
+            <w:r>
+              <w:t>JP-BR Insurance Knowledge Base</w:t>
+            </w:r>
+          </w:p>
+        </w:tc>
+        <w:tc>
+          <w:tcPr>
+            <w:tcW w:type="dxa" w:w="2520"/>
+          </w:tcPr>
+          <w:p>
+            <w:r>
+              <w:t>Criação inicial.</w:t>
+            </w:r>
+          </w:p>
+        </w:tc>
+      </w:tr>
+      <w:tr>
+        <w:tc>
+          <w:tcPr>
+            <w:tcW w:type="dxa" w:w="2520"/>
+          </w:tcPr>
+          <w:p>
+            <w:r>
+              <w:t>2026-06-27</w:t>
+            </w:r>
+          </w:p>
+        </w:tc>
+        <w:tc>
+          <w:tcPr>
+            <w:tcW w:type="dxa" w:w="2520"/>
+          </w:tcPr>
+          <w:p>
+            <w:r>
+              <w:t>0.2</w:t>
+            </w:r>
+          </w:p>
+        </w:tc>
+        <w:tc>
+          <w:tcPr>
+            <w:tcW w:type="dxa" w:w="2520"/>
+          </w:tcPr>
+          <w:p>
+            <w:r>
+              <w:t>JP-BR Insurance Knowledge Base</w:t>
+            </w:r>
+          </w:p>
+        </w:tc>
+        <w:tc>
+          <w:tcPr>
+            <w:tcW w:type="dxa" w:w="2520"/>
+          </w:tcPr>
+          <w:p>
+            <w:r>
+              <w:t>Ajuste ao modelo aprovado com PT-Br, JP（ふりがな） e leitura de apoio para o corretor.</w:t>
+            </w:r>
+          </w:p>
+        </w:tc>
+      </w:tr>
+    </w:tbl>
+    <w:p/>
     <w:p>
       <w:pPr>
         <w:pStyle w:val="Heading1"/>
@@ -1209,7 +1759,7 @@
         <w:pStyle w:val="Heading2"/>
       </w:pPr>
       <w:r>
-        <w:t>Controle</w:t>
+        <w:t>管理情報</w:t>
       </w:r>
     </w:p>
     <w:p>
@@ -1217,7 +1767,7 @@
         <w:pStyle w:val="ListBullet"/>
       </w:pPr>
       <w:r>
-        <w:t>Versão: 0.1</w:t>
+        <w:t>Versão: 0.2</w:t>
       </w:r>
     </w:p>
     <w:p>
@@ -1225,7 +1775,7 @@
         <w:pStyle w:val="ListBullet"/>
       </w:pPr>
       <w:r>
-        <w:t>Data: 2026-06-25</w:t>
+        <w:t>Data: 2026-06-27</w:t>
       </w:r>
     </w:p>
     <w:p>
@@ -1241,7 +1791,7 @@
         <w:pStyle w:val="ListBullet"/>
       </w:pPr>
       <w:r>
-        <w:t>Histórico: Criação inicial.</w:t>
+        <w:t>Histórico: Ajuste ao modelo aprovado com títulos principais em japonês e camadas PT-Br/JP/leitura de apoio.</w:t>
       </w:r>
     </w:p>
     <w:p>
@@ -1249,7 +1799,7 @@
         <w:pStyle w:val="Heading2"/>
       </w:pPr>
       <w:r>
-        <w:t>Código</w:t>
+        <w:t>コード</w:t>
       </w:r>
     </w:p>
     <w:p>
@@ -1262,7 +1812,7 @@
         <w:pStyle w:val="Heading2"/>
       </w:pPr>
       <w:r>
-        <w:t>Categoria</w:t>
+        <w:t>カテゴリー</w:t>
       </w:r>
     </w:p>
     <w:p>
@@ -1275,7 +1825,7 @@
         <w:pStyle w:val="Heading2"/>
       </w:pPr>
       <w:r>
-        <w:t>Termo Japonês</w:t>
+        <w:t>日本語用語</w:t>
       </w:r>
     </w:p>
     <w:p>
@@ -1288,7 +1838,7 @@
         <w:pStyle w:val="Heading2"/>
       </w:pPr>
       <w:r>
-        <w:t>Tradução Português</w:t>
+        <w:t>ポルトガル語訳</w:t>
       </w:r>
     </w:p>
     <w:p>
@@ -1301,12 +1851,12 @@
         <w:pStyle w:val="Heading2"/>
       </w:pPr>
       <w:r>
-        <w:t>Definição Técnica</w:t>
-      </w:r>
-    </w:p>
-    <w:p>
-      <w:r>
-        <w:t>Forma de pagamento em que o prêmio do seguro é debitado automaticamente de uma conta bancária cadastrada.</w:t>
+        <w:t>技術的定義</w:t>
+      </w:r>
+    </w:p>
+    <w:p>
+      <w:r>
+        <w:t>口座振替とは、自動車保険の相談・契約・保険金請求または契約管理において確認すべき専門用語です。具体的な意味、適用範囲、必要書類、支払可否は、保険商品、契約条件、事故状況および保険会社の判断によって異なります。</w:t>
       </w:r>
     </w:p>
     <w:p>
@@ -1314,12 +1864,12 @@
         <w:pStyle w:val="Heading2"/>
       </w:pPr>
       <w:r>
-        <w:t>Explicação Simplificada</w:t>
-      </w:r>
-    </w:p>
-    <w:p>
-      <w:r>
-        <w:t>É pagar automaticamente pela conta bancária.</w:t>
+        <w:t>簡単な説明</w:t>
+      </w:r>
+    </w:p>
+    <w:p>
+      <w:r>
+        <w:t>お客様には、「Débito em conta」に関する内容を、契約内容、条件、必要書類に分けて確認することとして説明します。</w:t>
       </w:r>
     </w:p>
     <w:p>
@@ -1327,12 +1877,51 @@
         <w:pStyle w:val="Heading2"/>
       </w:pPr>
       <w:r>
-        <w:t>Como explicar ao cliente brasileiro</w:t>
-      </w:r>
-    </w:p>
-    <w:p>
-      <w:r>
-        <w:t>Se escolher débito em conta, a seguradora cobrará o valor da conta cadastrada. É importante confirmar os dados bancários e manter saldo suficiente.</w:t>
+        <w:t>ブラジル人顧客への説明方法</w:t>
+      </w:r>
+    </w:p>
+    <w:p>
+      <w:pPr>
+        <w:pStyle w:val="Heading3"/>
+      </w:pPr>
+      <w:r>
+        <w:t>PT-Br</w:t>
+      </w:r>
+    </w:p>
+    <w:p>
+      <w:r>
+        <w:t>Vamos confirmar débito em conta e explicar de forma simples, conforme o contrato.</w:t>
+      </w:r>
+    </w:p>
+    <w:p>
+      <w:pPr>
+        <w:pStyle w:val="Heading3"/>
+      </w:pPr>
+      <w:r>
+        <w:t>JP（ふりがな）</w:t>
+      </w:r>
+    </w:p>
+    <w:p>
+      <w:r>
+        <w:t>「Débito em conta」について、契約内容に沿って分かりやすく確認します。</w:t>
+      </w:r>
+    </w:p>
+    <w:p>
+      <w:r>
+        <w:t>ふりがな: 「ドエブイトオ エン クオントア」について、けいやくないようにそって、わかりやすくかくにんします。</w:t>
+      </w:r>
+    </w:p>
+    <w:p>
+      <w:pPr>
+        <w:pStyle w:val="Heading3"/>
+      </w:pPr>
+      <w:r>
+        <w:t>Leitura de apoio para o corretor</w:t>
+      </w:r>
+    </w:p>
+    <w:p>
+      <w:r>
+        <w:t>ヴァモス コンフィルマール ドエブイトオ エン クオントア イ エスプリカール ジ フォルマ シンプレス コンフォルミ オ コントラート</w:t>
       </w:r>
     </w:p>
     <w:p>
@@ -1340,7 +1929,7 @@
         <w:pStyle w:val="Heading2"/>
       </w:pPr>
       <w:r>
-        <w:t>Frases utilizadas</w:t>
+        <w:t>使用フレーズ</w:t>
       </w:r>
     </w:p>
     <w:p>
@@ -1356,7 +1945,7 @@
         <w:pStyle w:val="ListBullet"/>
       </w:pPr>
       <w:r>
-        <w:t>口座振替の手続きが必要です。</w:t>
+        <w:t>口座振替について確認しましょう。</w:t>
       </w:r>
     </w:p>
     <w:p>
@@ -1364,7 +1953,7 @@
         <w:pStyle w:val="ListBullet"/>
       </w:pPr>
       <w:r>
-        <w:t>引落口座を確認してください。</w:t>
+        <w:t>契約内容と必要書類を分けて確認します.</w:t>
       </w:r>
     </w:p>
     <w:p>
@@ -1380,7 +1969,12 @@
         <w:pStyle w:val="ListBullet"/>
       </w:pPr>
       <w:r>
-        <w:t>É necessário fazer o procedimento de débito em conta.</w:t>
+        <w:t>Vamos confirmar débito em conta.</w:t>
+      </w:r>
+    </w:p>
+    <w:p>
+      <w:r>
+        <w:t xml:space="preserve">  - Leitura de apoio: ヴァモス コンフィルマール ドエブイトオ エン クオントア</w:t>
       </w:r>
     </w:p>
     <w:p>
@@ -1388,7 +1982,12 @@
         <w:pStyle w:val="ListBullet"/>
       </w:pPr>
       <w:r>
-        <w:t>Confirme a conta bancária para débito.</w:t>
+        <w:t>Vou explicar de forma simples, conforme o contrato.</w:t>
+      </w:r>
+    </w:p>
+    <w:p>
+      <w:r>
+        <w:t xml:space="preserve">  - Leitura de apoio: ヴォウ エスプリカール ジ フォルマ シンプレス コンフォルミ オ コントラート</w:t>
       </w:r>
     </w:p>
     <w:p>
@@ -1396,7 +1995,7 @@
         <w:pStyle w:val="Heading2"/>
       </w:pPr>
       <w:r>
-        <w:t>Perguntas frequentes</w:t>
+        <w:t>よくある質問</w:t>
       </w:r>
     </w:p>
     <w:p>
@@ -1412,7 +2011,7 @@
         <w:pStyle w:val="Heading2"/>
       </w:pPr>
       <w:r>
-        <w:t>Termos relacionados</w:t>
+        <w:t>関連用語</w:t>
       </w:r>
     </w:p>
     <w:p>
@@ -1444,7 +2043,7 @@
         <w:pStyle w:val="Heading2"/>
       </w:pPr>
       <w:r>
-        <w:t>Referências cruzadas</w:t>
+        <w:t>相互参照</w:t>
       </w:r>
     </w:p>
     <w:p>
@@ -1476,7 +2075,7 @@
         <w:pStyle w:val="Heading2"/>
       </w:pPr>
       <w:r>
-        <w:t>Referências</w:t>
+        <w:t>参考資料</w:t>
       </w:r>
     </w:p>
     <w:p>
@@ -1492,7 +2091,7 @@
         <w:pStyle w:val="Heading2"/>
       </w:pPr>
       <w:r>
-        <w:t>Tags</w:t>
+        <w:t>タグ</w:t>
       </w:r>
     </w:p>
     <w:p>
@@ -1532,7 +2131,7 @@
         <w:pStyle w:val="Heading2"/>
       </w:pPr>
       <w:r>
-        <w:t>Veja também</w:t>
+        <w:t>関連項目</w:t>
       </w:r>
     </w:p>
     <w:p>
@@ -1564,29 +2163,149 @@
         <w:pStyle w:val="Heading2"/>
       </w:pPr>
       <w:r>
-        <w:t>Histórico de revisão</w:t>
-      </w:r>
-    </w:p>
-    <w:p>
-      <w:r>
-        <w:t>| Data | Versão | Autor | Alteração |</w:t>
-      </w:r>
-    </w:p>
-    <w:p>
-      <w:r>
-        <w:t>| --- | --- | --- | --- |</w:t>
-      </w:r>
-    </w:p>
-    <w:p>
-      <w:r>
-        <w:t>| 2026-06-25 | 0.1 | JP-BR Insurance Knowledge Base | Criação inicial. |</w:t>
-      </w:r>
-    </w:p>
-    <w:p>
-      <w:r>
-        <w:t>————————————————————————</w:t>
-      </w:r>
-    </w:p>
+        <w:t>改訂履歴</w:t>
+      </w:r>
+    </w:p>
+    <w:tbl>
+      <w:tblPr>
+        <w:tblStyle w:val="TableGrid"/>
+        <w:tblW w:type="auto" w:w="0"/>
+        <w:tblLook w:firstColumn="1" w:firstRow="1" w:lastColumn="0" w:lastRow="0" w:noHBand="0" w:noVBand="1" w:val="04A0"/>
+      </w:tblPr>
+      <w:tblGrid>
+        <w:gridCol w:w="2520"/>
+        <w:gridCol w:w="2520"/>
+        <w:gridCol w:w="2520"/>
+        <w:gridCol w:w="2520"/>
+      </w:tblGrid>
+      <w:tr>
+        <w:tc>
+          <w:tcPr>
+            <w:tcW w:type="dxa" w:w="2520"/>
+          </w:tcPr>
+          <w:p>
+            <w:r>
+              <w:t>Data</w:t>
+            </w:r>
+          </w:p>
+        </w:tc>
+        <w:tc>
+          <w:tcPr>
+            <w:tcW w:type="dxa" w:w="2520"/>
+          </w:tcPr>
+          <w:p>
+            <w:r>
+              <w:t>Versão</w:t>
+            </w:r>
+          </w:p>
+        </w:tc>
+        <w:tc>
+          <w:tcPr>
+            <w:tcW w:type="dxa" w:w="2520"/>
+          </w:tcPr>
+          <w:p>
+            <w:r>
+              <w:t>Autor</w:t>
+            </w:r>
+          </w:p>
+        </w:tc>
+        <w:tc>
+          <w:tcPr>
+            <w:tcW w:type="dxa" w:w="2520"/>
+          </w:tcPr>
+          <w:p>
+            <w:r>
+              <w:t>Alteração</w:t>
+            </w:r>
+          </w:p>
+        </w:tc>
+      </w:tr>
+      <w:tr>
+        <w:tc>
+          <w:tcPr>
+            <w:tcW w:type="dxa" w:w="2520"/>
+          </w:tcPr>
+          <w:p>
+            <w:r>
+              <w:t>2026-06-25</w:t>
+            </w:r>
+          </w:p>
+        </w:tc>
+        <w:tc>
+          <w:tcPr>
+            <w:tcW w:type="dxa" w:w="2520"/>
+          </w:tcPr>
+          <w:p>
+            <w:r>
+              <w:t>0.1</w:t>
+            </w:r>
+          </w:p>
+        </w:tc>
+        <w:tc>
+          <w:tcPr>
+            <w:tcW w:type="dxa" w:w="2520"/>
+          </w:tcPr>
+          <w:p>
+            <w:r>
+              <w:t>JP-BR Insurance Knowledge Base</w:t>
+            </w:r>
+          </w:p>
+        </w:tc>
+        <w:tc>
+          <w:tcPr>
+            <w:tcW w:type="dxa" w:w="2520"/>
+          </w:tcPr>
+          <w:p>
+            <w:r>
+              <w:t>Criação inicial.</w:t>
+            </w:r>
+          </w:p>
+        </w:tc>
+      </w:tr>
+      <w:tr>
+        <w:tc>
+          <w:tcPr>
+            <w:tcW w:type="dxa" w:w="2520"/>
+          </w:tcPr>
+          <w:p>
+            <w:r>
+              <w:t>2026-06-27</w:t>
+            </w:r>
+          </w:p>
+        </w:tc>
+        <w:tc>
+          <w:tcPr>
+            <w:tcW w:type="dxa" w:w="2520"/>
+          </w:tcPr>
+          <w:p>
+            <w:r>
+              <w:t>0.2</w:t>
+            </w:r>
+          </w:p>
+        </w:tc>
+        <w:tc>
+          <w:tcPr>
+            <w:tcW w:type="dxa" w:w="2520"/>
+          </w:tcPr>
+          <w:p>
+            <w:r>
+              <w:t>JP-BR Insurance Knowledge Base</w:t>
+            </w:r>
+          </w:p>
+        </w:tc>
+        <w:tc>
+          <w:tcPr>
+            <w:tcW w:type="dxa" w:w="2520"/>
+          </w:tcPr>
+          <w:p>
+            <w:r>
+              <w:t>Ajuste ao modelo aprovado com PT-Br, JP（ふりがな） e leitura de apoio para o corretor.</w:t>
+            </w:r>
+          </w:p>
+        </w:tc>
+      </w:tr>
+    </w:tbl>
+    <w:p/>
     <w:p>
       <w:pPr>
         <w:pStyle w:val="Heading1"/>
@@ -1600,7 +2319,7 @@
         <w:pStyle w:val="Heading2"/>
       </w:pPr>
       <w:r>
-        <w:t>Controle</w:t>
+        <w:t>管理情報</w:t>
       </w:r>
     </w:p>
     <w:p>
@@ -1608,7 +2327,7 @@
         <w:pStyle w:val="ListBullet"/>
       </w:pPr>
       <w:r>
-        <w:t>Versão: 0.1</w:t>
+        <w:t>Versão: 0.2</w:t>
       </w:r>
     </w:p>
     <w:p>
@@ -1616,7 +2335,7 @@
         <w:pStyle w:val="ListBullet"/>
       </w:pPr>
       <w:r>
-        <w:t>Data: 2026-06-25</w:t>
+        <w:t>Data: 2026-06-27</w:t>
       </w:r>
     </w:p>
     <w:p>
@@ -1632,7 +2351,7 @@
         <w:pStyle w:val="ListBullet"/>
       </w:pPr>
       <w:r>
-        <w:t>Histórico: Criação inicial.</w:t>
+        <w:t>Histórico: Ajuste ao modelo aprovado com títulos principais em japonês e camadas PT-Br/JP/leitura de apoio.</w:t>
       </w:r>
     </w:p>
     <w:p>
@@ -1640,7 +2359,7 @@
         <w:pStyle w:val="Heading2"/>
       </w:pPr>
       <w:r>
-        <w:t>Código</w:t>
+        <w:t>コード</w:t>
       </w:r>
     </w:p>
     <w:p>
@@ -1653,7 +2372,7 @@
         <w:pStyle w:val="Heading2"/>
       </w:pPr>
       <w:r>
-        <w:t>Categoria</w:t>
+        <w:t>カテゴリー</w:t>
       </w:r>
     </w:p>
     <w:p>
@@ -1666,7 +2385,7 @@
         <w:pStyle w:val="Heading2"/>
       </w:pPr>
       <w:r>
-        <w:t>Termo Japonês</w:t>
+        <w:t>日本語用語</w:t>
       </w:r>
     </w:p>
     <w:p>
@@ -1679,7 +2398,7 @@
         <w:pStyle w:val="Heading2"/>
       </w:pPr>
       <w:r>
-        <w:t>Tradução Português</w:t>
+        <w:t>ポルトガル語訳</w:t>
       </w:r>
     </w:p>
     <w:p>
@@ -1692,12 +2411,12 @@
         <w:pStyle w:val="Heading2"/>
       </w:pPr>
       <w:r>
-        <w:t>Definição Técnica</w:t>
-      </w:r>
-    </w:p>
-    <w:p>
-      <w:r>
-        <w:t>Forma de pagamento em que o prêmio do seguro é cobrado no cartão de crédito aceito pela seguradora.</w:t>
+        <w:t>技術的定義</w:t>
+      </w:r>
+    </w:p>
+    <w:p>
+      <w:r>
+        <w:t>クレジットカード払とは、自動車保険の相談・契約・保険金請求または契約管理において確認すべき専門用語です。具体的な意味、適用範囲、必要書類、支払可否は、保険商品、契約条件、事故状況および保険会社の判断によって異なります。</w:t>
       </w:r>
     </w:p>
     <w:p>
@@ -1705,12 +2424,12 @@
         <w:pStyle w:val="Heading2"/>
       </w:pPr>
       <w:r>
-        <w:t>Explicação Simplificada</w:t>
-      </w:r>
-    </w:p>
-    <w:p>
-      <w:r>
-        <w:t>É pagar o seguro com cartão de crédito.</w:t>
+        <w:t>簡単な説明</w:t>
+      </w:r>
+    </w:p>
+    <w:p>
+      <w:r>
+        <w:t>お客様には、「Pagamento por cartão de crédito」に関する内容を、契約内容、条件、必要書類に分けて確認することとして説明します。</w:t>
       </w:r>
     </w:p>
     <w:p>
@@ -1718,12 +2437,51 @@
         <w:pStyle w:val="Heading2"/>
       </w:pPr>
       <w:r>
-        <w:t>Como explicar ao cliente brasileiro</w:t>
-      </w:r>
-    </w:p>
-    <w:p>
-      <w:r>
-        <w:t>Se pagar com cartão, precisamos confirmar se o cartão é aceito, se está válido e se há limite suficiente para a cobrança.</w:t>
+        <w:t>ブラジル人顧客への説明方法</w:t>
+      </w:r>
+    </w:p>
+    <w:p>
+      <w:pPr>
+        <w:pStyle w:val="Heading3"/>
+      </w:pPr>
+      <w:r>
+        <w:t>PT-Br</w:t>
+      </w:r>
+    </w:p>
+    <w:p>
+      <w:r>
+        <w:t>Vamos confirmar pagamento por cartão de crédito e explicar de forma simples, conforme o contrato.</w:t>
+      </w:r>
+    </w:p>
+    <w:p>
+      <w:pPr>
+        <w:pStyle w:val="Heading3"/>
+      </w:pPr>
+      <w:r>
+        <w:t>JP（ふりがな）</w:t>
+      </w:r>
+    </w:p>
+    <w:p>
+      <w:r>
+        <w:t>「Pagamento por cartão de crédito」について、契約内容に沿って分かりやすく確認します。</w:t>
+      </w:r>
+    </w:p>
+    <w:p>
+      <w:r>
+        <w:t>ふりがな: 「パガメント ポル クアルトアォン ジ クルエドイトオ」について、けいやくないようにそって、わかりやすくかくにんします。</w:t>
+      </w:r>
+    </w:p>
+    <w:p>
+      <w:pPr>
+        <w:pStyle w:val="Heading3"/>
+      </w:pPr>
+      <w:r>
+        <w:t>Leitura de apoio para o corretor</w:t>
+      </w:r>
+    </w:p>
+    <w:p>
+      <w:r>
+        <w:t>ヴァモス コンフィルマール パガメント ポル クアルトアォン ジ クルエドイトオ イ エスプリカール ジ フォルマ シンプレス コンフォルミ オ コントラート</w:t>
       </w:r>
     </w:p>
     <w:p>
@@ -1731,7 +2489,7 @@
         <w:pStyle w:val="Heading2"/>
       </w:pPr>
       <w:r>
-        <w:t>Frases utilizadas</w:t>
+        <w:t>使用フレーズ</w:t>
       </w:r>
     </w:p>
     <w:p>
@@ -1747,7 +2505,7 @@
         <w:pStyle w:val="ListBullet"/>
       </w:pPr>
       <w:r>
-        <w:t>クレジットカード払が利用できる場合があります。</w:t>
+        <w:t>クレジットカード払について確認しましょう。</w:t>
       </w:r>
     </w:p>
     <w:p>
@@ -1755,7 +2513,7 @@
         <w:pStyle w:val="ListBullet"/>
       </w:pPr>
       <w:r>
-        <w:t>カード情報を正確に確認しましょう。</w:t>
+        <w:t>契約内容と必要書類を分けて確認します.</w:t>
       </w:r>
     </w:p>
     <w:p>
@@ -1771,7 +2529,12 @@
         <w:pStyle w:val="ListBullet"/>
       </w:pPr>
       <w:r>
-        <w:t>Pode ser possível pagar com cartão de crédito.</w:t>
+        <w:t>Vamos confirmar pagamento por cartão de crédito.</w:t>
+      </w:r>
+    </w:p>
+    <w:p>
+      <w:r>
+        <w:t xml:space="preserve">  - Leitura de apoio: ヴァモス コンフィルマール パガメント ポル クアルトアォン ジ クルエドイトオ</w:t>
       </w:r>
     </w:p>
     <w:p>
@@ -1779,7 +2542,12 @@
         <w:pStyle w:val="ListBullet"/>
       </w:pPr>
       <w:r>
-        <w:t>Vamos confirmar corretamente os dados do cartão.</w:t>
+        <w:t>Vou explicar de forma simples, conforme o contrato.</w:t>
+      </w:r>
+    </w:p>
+    <w:p>
+      <w:r>
+        <w:t xml:space="preserve">  - Leitura de apoio: ヴォウ エスプリカール ジ フォルマ シンプレス コンフォルミ オ コントラート</w:t>
       </w:r>
     </w:p>
     <w:p>
@@ -1787,7 +2555,7 @@
         <w:pStyle w:val="Heading2"/>
       </w:pPr>
       <w:r>
-        <w:t>Perguntas frequentes</w:t>
+        <w:t>よくある質問</w:t>
       </w:r>
     </w:p>
     <w:p>
@@ -1803,7 +2571,7 @@
         <w:pStyle w:val="Heading2"/>
       </w:pPr>
       <w:r>
-        <w:t>Termos relacionados</w:t>
+        <w:t>関連用語</w:t>
       </w:r>
     </w:p>
     <w:p>
@@ -1835,7 +2603,7 @@
         <w:pStyle w:val="Heading2"/>
       </w:pPr>
       <w:r>
-        <w:t>Referências cruzadas</w:t>
+        <w:t>相互参照</w:t>
       </w:r>
     </w:p>
     <w:p>
@@ -1867,7 +2635,7 @@
         <w:pStyle w:val="Heading2"/>
       </w:pPr>
       <w:r>
-        <w:t>Referências</w:t>
+        <w:t>参考資料</w:t>
       </w:r>
     </w:p>
     <w:p>
@@ -1883,7 +2651,7 @@
         <w:pStyle w:val="Heading2"/>
       </w:pPr>
       <w:r>
-        <w:t>Tags</w:t>
+        <w:t>タグ</w:t>
       </w:r>
     </w:p>
     <w:p>
@@ -1923,7 +2691,7 @@
         <w:pStyle w:val="Heading2"/>
       </w:pPr>
       <w:r>
-        <w:t>Veja também</w:t>
+        <w:t>関連項目</w:t>
       </w:r>
     </w:p>
     <w:p>
@@ -1955,29 +2723,149 @@
         <w:pStyle w:val="Heading2"/>
       </w:pPr>
       <w:r>
-        <w:t>Histórico de revisão</w:t>
-      </w:r>
-    </w:p>
-    <w:p>
-      <w:r>
-        <w:t>| Data | Versão | Autor | Alteração |</w:t>
-      </w:r>
-    </w:p>
-    <w:p>
-      <w:r>
-        <w:t>| --- | --- | --- | --- |</w:t>
-      </w:r>
-    </w:p>
-    <w:p>
-      <w:r>
-        <w:t>| 2026-06-25 | 0.1 | JP-BR Insurance Knowledge Base | Criação inicial. |</w:t>
-      </w:r>
-    </w:p>
-    <w:p>
-      <w:r>
-        <w:t>————————————————————————</w:t>
-      </w:r>
-    </w:p>
+        <w:t>改訂履歴</w:t>
+      </w:r>
+    </w:p>
+    <w:tbl>
+      <w:tblPr>
+        <w:tblStyle w:val="TableGrid"/>
+        <w:tblW w:type="auto" w:w="0"/>
+        <w:tblLook w:firstColumn="1" w:firstRow="1" w:lastColumn="0" w:lastRow="0" w:noHBand="0" w:noVBand="1" w:val="04A0"/>
+      </w:tblPr>
+      <w:tblGrid>
+        <w:gridCol w:w="2520"/>
+        <w:gridCol w:w="2520"/>
+        <w:gridCol w:w="2520"/>
+        <w:gridCol w:w="2520"/>
+      </w:tblGrid>
+      <w:tr>
+        <w:tc>
+          <w:tcPr>
+            <w:tcW w:type="dxa" w:w="2520"/>
+          </w:tcPr>
+          <w:p>
+            <w:r>
+              <w:t>Data</w:t>
+            </w:r>
+          </w:p>
+        </w:tc>
+        <w:tc>
+          <w:tcPr>
+            <w:tcW w:type="dxa" w:w="2520"/>
+          </w:tcPr>
+          <w:p>
+            <w:r>
+              <w:t>Versão</w:t>
+            </w:r>
+          </w:p>
+        </w:tc>
+        <w:tc>
+          <w:tcPr>
+            <w:tcW w:type="dxa" w:w="2520"/>
+          </w:tcPr>
+          <w:p>
+            <w:r>
+              <w:t>Autor</w:t>
+            </w:r>
+          </w:p>
+        </w:tc>
+        <w:tc>
+          <w:tcPr>
+            <w:tcW w:type="dxa" w:w="2520"/>
+          </w:tcPr>
+          <w:p>
+            <w:r>
+              <w:t>Alteração</w:t>
+            </w:r>
+          </w:p>
+        </w:tc>
+      </w:tr>
+      <w:tr>
+        <w:tc>
+          <w:tcPr>
+            <w:tcW w:type="dxa" w:w="2520"/>
+          </w:tcPr>
+          <w:p>
+            <w:r>
+              <w:t>2026-06-25</w:t>
+            </w:r>
+          </w:p>
+        </w:tc>
+        <w:tc>
+          <w:tcPr>
+            <w:tcW w:type="dxa" w:w="2520"/>
+          </w:tcPr>
+          <w:p>
+            <w:r>
+              <w:t>0.1</w:t>
+            </w:r>
+          </w:p>
+        </w:tc>
+        <w:tc>
+          <w:tcPr>
+            <w:tcW w:type="dxa" w:w="2520"/>
+          </w:tcPr>
+          <w:p>
+            <w:r>
+              <w:t>JP-BR Insurance Knowledge Base</w:t>
+            </w:r>
+          </w:p>
+        </w:tc>
+        <w:tc>
+          <w:tcPr>
+            <w:tcW w:type="dxa" w:w="2520"/>
+          </w:tcPr>
+          <w:p>
+            <w:r>
+              <w:t>Criação inicial.</w:t>
+            </w:r>
+          </w:p>
+        </w:tc>
+      </w:tr>
+      <w:tr>
+        <w:tc>
+          <w:tcPr>
+            <w:tcW w:type="dxa" w:w="2520"/>
+          </w:tcPr>
+          <w:p>
+            <w:r>
+              <w:t>2026-06-27</w:t>
+            </w:r>
+          </w:p>
+        </w:tc>
+        <w:tc>
+          <w:tcPr>
+            <w:tcW w:type="dxa" w:w="2520"/>
+          </w:tcPr>
+          <w:p>
+            <w:r>
+              <w:t>0.2</w:t>
+            </w:r>
+          </w:p>
+        </w:tc>
+        <w:tc>
+          <w:tcPr>
+            <w:tcW w:type="dxa" w:w="2520"/>
+          </w:tcPr>
+          <w:p>
+            <w:r>
+              <w:t>JP-BR Insurance Knowledge Base</w:t>
+            </w:r>
+          </w:p>
+        </w:tc>
+        <w:tc>
+          <w:tcPr>
+            <w:tcW w:type="dxa" w:w="2520"/>
+          </w:tcPr>
+          <w:p>
+            <w:r>
+              <w:t>Ajuste ao modelo aprovado com PT-Br, JP（ふりがな） e leitura de apoio para o corretor.</w:t>
+            </w:r>
+          </w:p>
+        </w:tc>
+      </w:tr>
+    </w:tbl>
+    <w:p/>
     <w:p>
       <w:pPr>
         <w:pStyle w:val="Heading1"/>
@@ -1991,7 +2879,7 @@
         <w:pStyle w:val="Heading2"/>
       </w:pPr>
       <w:r>
-        <w:t>Controle</w:t>
+        <w:t>管理情報</w:t>
       </w:r>
     </w:p>
     <w:p>
@@ -1999,7 +2887,7 @@
         <w:pStyle w:val="ListBullet"/>
       </w:pPr>
       <w:r>
-        <w:t>Versão: 0.1</w:t>
+        <w:t>Versão: 0.2</w:t>
       </w:r>
     </w:p>
     <w:p>
@@ -2007,7 +2895,7 @@
         <w:pStyle w:val="ListBullet"/>
       </w:pPr>
       <w:r>
-        <w:t>Data: 2026-06-25</w:t>
+        <w:t>Data: 2026-06-27</w:t>
       </w:r>
     </w:p>
     <w:p>
@@ -2023,7 +2911,7 @@
         <w:pStyle w:val="ListBullet"/>
       </w:pPr>
       <w:r>
-        <w:t>Histórico: Criação inicial.</w:t>
+        <w:t>Histórico: Ajuste ao modelo aprovado com títulos principais em japonês e camadas PT-Br/JP/leitura de apoio.</w:t>
       </w:r>
     </w:p>
     <w:p>
@@ -2031,7 +2919,7 @@
         <w:pStyle w:val="Heading2"/>
       </w:pPr>
       <w:r>
-        <w:t>Código</w:t>
+        <w:t>コード</w:t>
       </w:r>
     </w:p>
     <w:p>
@@ -2044,7 +2932,7 @@
         <w:pStyle w:val="Heading2"/>
       </w:pPr>
       <w:r>
-        <w:t>Categoria</w:t>
+        <w:t>カテゴリー</w:t>
       </w:r>
     </w:p>
     <w:p>
@@ -2057,7 +2945,7 @@
         <w:pStyle w:val="Heading2"/>
       </w:pPr>
       <w:r>
-        <w:t>Termo Japonês</w:t>
+        <w:t>日本語用語</w:t>
       </w:r>
     </w:p>
     <w:p>
@@ -2070,7 +2958,7 @@
         <w:pStyle w:val="Heading2"/>
       </w:pPr>
       <w:r>
-        <w:t>Tradução Português</w:t>
+        <w:t>ポルトガル語訳</w:t>
       </w:r>
     </w:p>
     <w:p>
@@ -2083,12 +2971,12 @@
         <w:pStyle w:val="Heading2"/>
       </w:pPr>
       <w:r>
-        <w:t>Definição Técnica</w:t>
-      </w:r>
-    </w:p>
-    <w:p>
-      <w:r>
-        <w:t>Data estabelecida para pagamento do prêmio do seguro ou de uma parcela, conforme regras do contrato e da seguradora.</w:t>
+        <w:t>技術的定義</w:t>
+      </w:r>
+    </w:p>
+    <w:p>
+      <w:r>
+        <w:t>払込期日とは、自動車保険の相談・契約・保険金請求または契約管理において確認すべき専門用語です。具体的な意味、適用範囲、必要書類、支払可否は、保険商品、契約条件、事故状況および保険会社の判断によって異なります。</w:t>
       </w:r>
     </w:p>
     <w:p>
@@ -2096,12 +2984,12 @@
         <w:pStyle w:val="Heading2"/>
       </w:pPr>
       <w:r>
-        <w:t>Explicação Simplificada</w:t>
-      </w:r>
-    </w:p>
-    <w:p>
-      <w:r>
-        <w:t>É o prazo para pagar o seguro.</w:t>
+        <w:t>簡単な説明</w:t>
+      </w:r>
+    </w:p>
+    <w:p>
+      <w:r>
+        <w:t>お客様には、「Data limite de pagamento」に関する内容を、契約内容、条件、必要書類に分けて確認することとして説明します。</w:t>
       </w:r>
     </w:p>
     <w:p>
@@ -2109,12 +2997,51 @@
         <w:pStyle w:val="Heading2"/>
       </w:pPr>
       <w:r>
-        <w:t>Como explicar ao cliente brasileiro</w:t>
-      </w:r>
-    </w:p>
-    <w:p>
-      <w:r>
-        <w:t>O pagamento precisa ser feito até a data limite. Se houver atraso, a cobertura pode ser afetada conforme as regras do contrato.</w:t>
+        <w:t>ブラジル人顧客への説明方法</w:t>
+      </w:r>
+    </w:p>
+    <w:p>
+      <w:pPr>
+        <w:pStyle w:val="Heading3"/>
+      </w:pPr>
+      <w:r>
+        <w:t>PT-Br</w:t>
+      </w:r>
+    </w:p>
+    <w:p>
+      <w:r>
+        <w:t>Vamos confirmar data limite de pagamento e explicar de forma simples, conforme o contrato.</w:t>
+      </w:r>
+    </w:p>
+    <w:p>
+      <w:pPr>
+        <w:pStyle w:val="Heading3"/>
+      </w:pPr>
+      <w:r>
+        <w:t>JP（ふりがな）</w:t>
+      </w:r>
+    </w:p>
+    <w:p>
+      <w:r>
+        <w:t>「Data limite de pagamento」について、契約内容に沿って分かりやすく確認します。</w:t>
+      </w:r>
+    </w:p>
+    <w:p>
+      <w:r>
+        <w:t>ふりがな: 「ドアトア ルイムイトエ ジ パガメント」について、けいやくないようにそって、わかりやすくかくにんします。</w:t>
+      </w:r>
+    </w:p>
+    <w:p>
+      <w:pPr>
+        <w:pStyle w:val="Heading3"/>
+      </w:pPr>
+      <w:r>
+        <w:t>Leitura de apoio para o corretor</w:t>
+      </w:r>
+    </w:p>
+    <w:p>
+      <w:r>
+        <w:t>ヴァモス コンフィルマール ドアトア ルイムイトエ ジ パガメント イ エスプリカール ジ フォルマ シンプレス コンフォルミ オ コントラート</w:t>
       </w:r>
     </w:p>
     <w:p>
@@ -2122,7 +3049,7 @@
         <w:pStyle w:val="Heading2"/>
       </w:pPr>
       <w:r>
-        <w:t>Frases utilizadas</w:t>
+        <w:t>使用フレーズ</w:t>
       </w:r>
     </w:p>
     <w:p>
@@ -2138,7 +3065,7 @@
         <w:pStyle w:val="ListBullet"/>
       </w:pPr>
       <w:r>
-        <w:t>払込期日を確認してください。</w:t>
+        <w:t>払込期日について確認しましょう。</w:t>
       </w:r>
     </w:p>
     <w:p>
@@ -2146,7 +3073,7 @@
         <w:pStyle w:val="ListBullet"/>
       </w:pPr>
       <w:r>
-        <w:t>期日までに保険料を支払う必要があります。</w:t>
+        <w:t>契約内容と必要書類を分けて確認します.</w:t>
       </w:r>
     </w:p>
     <w:p>
@@ -2162,7 +3089,12 @@
         <w:pStyle w:val="ListBullet"/>
       </w:pPr>
       <w:r>
-        <w:t>Confirme a data limite de pagamento.</w:t>
+        <w:t>Vamos confirmar data limite de pagamento.</w:t>
+      </w:r>
+    </w:p>
+    <w:p>
+      <w:r>
+        <w:t xml:space="preserve">  - Leitura de apoio: ヴァモス コンフィルマール ドアトア ルイムイトエ ジ パガメント</w:t>
       </w:r>
     </w:p>
     <w:p>
@@ -2170,7 +3102,12 @@
         <w:pStyle w:val="ListBullet"/>
       </w:pPr>
       <w:r>
-        <w:t>O prêmio precisa ser pago até o prazo.</w:t>
+        <w:t>Vou explicar de forma simples, conforme o contrato.</w:t>
+      </w:r>
+    </w:p>
+    <w:p>
+      <w:r>
+        <w:t xml:space="preserve">  - Leitura de apoio: ヴォウ エスプリカール ジ フォルマ シンプレス コンフォルミ オ コントラート</w:t>
       </w:r>
     </w:p>
     <w:p>
@@ -2178,7 +3115,7 @@
         <w:pStyle w:val="Heading2"/>
       </w:pPr>
       <w:r>
-        <w:t>Perguntas frequentes</w:t>
+        <w:t>よくある質問</w:t>
       </w:r>
     </w:p>
     <w:p>
@@ -2194,7 +3131,7 @@
         <w:pStyle w:val="Heading2"/>
       </w:pPr>
       <w:r>
-        <w:t>Termos relacionados</w:t>
+        <w:t>関連用語</w:t>
       </w:r>
     </w:p>
     <w:p>
@@ -2226,7 +3163,7 @@
         <w:pStyle w:val="Heading2"/>
       </w:pPr>
       <w:r>
-        <w:t>Referências cruzadas</w:t>
+        <w:t>相互参照</w:t>
       </w:r>
     </w:p>
     <w:p>
@@ -2258,7 +3195,7 @@
         <w:pStyle w:val="Heading2"/>
       </w:pPr>
       <w:r>
-        <w:t>Referências</w:t>
+        <w:t>参考資料</w:t>
       </w:r>
     </w:p>
     <w:p>
@@ -2274,7 +3211,7 @@
         <w:pStyle w:val="Heading2"/>
       </w:pPr>
       <w:r>
-        <w:t>Tags</w:t>
+        <w:t>タグ</w:t>
       </w:r>
     </w:p>
     <w:p>
@@ -2314,7 +3251,7 @@
         <w:pStyle w:val="Heading2"/>
       </w:pPr>
       <w:r>
-        <w:t>Veja também</w:t>
+        <w:t>関連項目</w:t>
       </w:r>
     </w:p>
     <w:p>
@@ -2346,29 +3283,149 @@
         <w:pStyle w:val="Heading2"/>
       </w:pPr>
       <w:r>
-        <w:t>Histórico de revisão</w:t>
-      </w:r>
-    </w:p>
-    <w:p>
-      <w:r>
-        <w:t>| Data | Versão | Autor | Alteração |</w:t>
-      </w:r>
-    </w:p>
-    <w:p>
-      <w:r>
-        <w:t>| --- | --- | --- | --- |</w:t>
-      </w:r>
-    </w:p>
-    <w:p>
-      <w:r>
-        <w:t>| 2026-06-25 | 0.1 | JP-BR Insurance Knowledge Base | Criação inicial. |</w:t>
-      </w:r>
-    </w:p>
-    <w:p>
-      <w:r>
-        <w:t>————————————————————————</w:t>
-      </w:r>
-    </w:p>
+        <w:t>改訂履歴</w:t>
+      </w:r>
+    </w:p>
+    <w:tbl>
+      <w:tblPr>
+        <w:tblStyle w:val="TableGrid"/>
+        <w:tblW w:type="auto" w:w="0"/>
+        <w:tblLook w:firstColumn="1" w:firstRow="1" w:lastColumn="0" w:lastRow="0" w:noHBand="0" w:noVBand="1" w:val="04A0"/>
+      </w:tblPr>
+      <w:tblGrid>
+        <w:gridCol w:w="2520"/>
+        <w:gridCol w:w="2520"/>
+        <w:gridCol w:w="2520"/>
+        <w:gridCol w:w="2520"/>
+      </w:tblGrid>
+      <w:tr>
+        <w:tc>
+          <w:tcPr>
+            <w:tcW w:type="dxa" w:w="2520"/>
+          </w:tcPr>
+          <w:p>
+            <w:r>
+              <w:t>Data</w:t>
+            </w:r>
+          </w:p>
+        </w:tc>
+        <w:tc>
+          <w:tcPr>
+            <w:tcW w:type="dxa" w:w="2520"/>
+          </w:tcPr>
+          <w:p>
+            <w:r>
+              <w:t>Versão</w:t>
+            </w:r>
+          </w:p>
+        </w:tc>
+        <w:tc>
+          <w:tcPr>
+            <w:tcW w:type="dxa" w:w="2520"/>
+          </w:tcPr>
+          <w:p>
+            <w:r>
+              <w:t>Autor</w:t>
+            </w:r>
+          </w:p>
+        </w:tc>
+        <w:tc>
+          <w:tcPr>
+            <w:tcW w:type="dxa" w:w="2520"/>
+          </w:tcPr>
+          <w:p>
+            <w:r>
+              <w:t>Alteração</w:t>
+            </w:r>
+          </w:p>
+        </w:tc>
+      </w:tr>
+      <w:tr>
+        <w:tc>
+          <w:tcPr>
+            <w:tcW w:type="dxa" w:w="2520"/>
+          </w:tcPr>
+          <w:p>
+            <w:r>
+              <w:t>2026-06-25</w:t>
+            </w:r>
+          </w:p>
+        </w:tc>
+        <w:tc>
+          <w:tcPr>
+            <w:tcW w:type="dxa" w:w="2520"/>
+          </w:tcPr>
+          <w:p>
+            <w:r>
+              <w:t>0.1</w:t>
+            </w:r>
+          </w:p>
+        </w:tc>
+        <w:tc>
+          <w:tcPr>
+            <w:tcW w:type="dxa" w:w="2520"/>
+          </w:tcPr>
+          <w:p>
+            <w:r>
+              <w:t>JP-BR Insurance Knowledge Base</w:t>
+            </w:r>
+          </w:p>
+        </w:tc>
+        <w:tc>
+          <w:tcPr>
+            <w:tcW w:type="dxa" w:w="2520"/>
+          </w:tcPr>
+          <w:p>
+            <w:r>
+              <w:t>Criação inicial.</w:t>
+            </w:r>
+          </w:p>
+        </w:tc>
+      </w:tr>
+      <w:tr>
+        <w:tc>
+          <w:tcPr>
+            <w:tcW w:type="dxa" w:w="2520"/>
+          </w:tcPr>
+          <w:p>
+            <w:r>
+              <w:t>2026-06-27</w:t>
+            </w:r>
+          </w:p>
+        </w:tc>
+        <w:tc>
+          <w:tcPr>
+            <w:tcW w:type="dxa" w:w="2520"/>
+          </w:tcPr>
+          <w:p>
+            <w:r>
+              <w:t>0.2</w:t>
+            </w:r>
+          </w:p>
+        </w:tc>
+        <w:tc>
+          <w:tcPr>
+            <w:tcW w:type="dxa" w:w="2520"/>
+          </w:tcPr>
+          <w:p>
+            <w:r>
+              <w:t>JP-BR Insurance Knowledge Base</w:t>
+            </w:r>
+          </w:p>
+        </w:tc>
+        <w:tc>
+          <w:tcPr>
+            <w:tcW w:type="dxa" w:w="2520"/>
+          </w:tcPr>
+          <w:p>
+            <w:r>
+              <w:t>Ajuste ao modelo aprovado com PT-Br, JP（ふりがな） e leitura de apoio para o corretor.</w:t>
+            </w:r>
+          </w:p>
+        </w:tc>
+      </w:tr>
+    </w:tbl>
+    <w:p/>
     <w:p>
       <w:pPr>
         <w:pStyle w:val="Heading1"/>
@@ -2382,7 +3439,7 @@
         <w:pStyle w:val="Heading2"/>
       </w:pPr>
       <w:r>
-        <w:t>Controle</w:t>
+        <w:t>管理情報</w:t>
       </w:r>
     </w:p>
     <w:p>
@@ -2390,7 +3447,7 @@
         <w:pStyle w:val="ListBullet"/>
       </w:pPr>
       <w:r>
-        <w:t>Versão: 0.1</w:t>
+        <w:t>Versão: 0.2</w:t>
       </w:r>
     </w:p>
     <w:p>
@@ -2398,7 +3455,7 @@
         <w:pStyle w:val="ListBullet"/>
       </w:pPr>
       <w:r>
-        <w:t>Data: 2026-06-25</w:t>
+        <w:t>Data: 2026-06-27</w:t>
       </w:r>
     </w:p>
     <w:p>
@@ -2414,7 +3471,7 @@
         <w:pStyle w:val="ListBullet"/>
       </w:pPr>
       <w:r>
-        <w:t>Histórico: Criação inicial.</w:t>
+        <w:t>Histórico: Ajuste ao modelo aprovado com títulos principais em japonês e camadas PT-Br/JP/leitura de apoio.</w:t>
       </w:r>
     </w:p>
     <w:p>
@@ -2422,7 +3479,7 @@
         <w:pStyle w:val="Heading2"/>
       </w:pPr>
       <w:r>
-        <w:t>Código</w:t>
+        <w:t>コード</w:t>
       </w:r>
     </w:p>
     <w:p>
@@ -2435,7 +3492,7 @@
         <w:pStyle w:val="Heading2"/>
       </w:pPr>
       <w:r>
-        <w:t>Categoria</w:t>
+        <w:t>カテゴリー</w:t>
       </w:r>
     </w:p>
     <w:p>
@@ -2448,7 +3505,7 @@
         <w:pStyle w:val="Heading2"/>
       </w:pPr>
       <w:r>
-        <w:t>Termo Japonês</w:t>
+        <w:t>日本語用語</w:t>
       </w:r>
     </w:p>
     <w:p>
@@ -2461,7 +3518,7 @@
         <w:pStyle w:val="Heading2"/>
       </w:pPr>
       <w:r>
-        <w:t>Tradução Português</w:t>
+        <w:t>ポルトガル語訳</w:t>
       </w:r>
     </w:p>
     <w:p>
@@ -2474,12 +3531,12 @@
         <w:pStyle w:val="Heading2"/>
       </w:pPr>
       <w:r>
-        <w:t>Definição Técnica</w:t>
-      </w:r>
-    </w:p>
-    <w:p>
-      <w:r>
-        <w:t>Período limitado em que a seguradora pode aceitar o pagamento após a data prevista, conforme condições contratuais, antes de consequências mais graves ao contrato.</w:t>
+        <w:t>技術的定義</w:t>
+      </w:r>
+    </w:p>
+    <w:p>
+      <w:r>
+        <w:t>払込猶予期間とは、自動車保険の相談・契約・保険金請求または契約管理において確認すべき専門用語です。具体的な意味、適用範囲、必要書類、支払可否は、保険商品、契約条件、事故状況および保険会社の判断によって異なります。</w:t>
       </w:r>
     </w:p>
     <w:p>
@@ -2487,12 +3544,12 @@
         <w:pStyle w:val="Heading2"/>
       </w:pPr>
       <w:r>
-        <w:t>Explicação Simplificada</w:t>
-      </w:r>
-    </w:p>
-    <w:p>
-      <w:r>
-        <w:t>É um prazo extra limitado para regularizar pagamento atrasado, quando permitido.</w:t>
+        <w:t>簡単な説明</w:t>
+      </w:r>
+    </w:p>
+    <w:p>
+      <w:r>
+        <w:t>お客様には、「Período de tolerância para pagamento」に関する内容を、契約内容、条件、必要書類に分けて確認することとして説明します。</w:t>
       </w:r>
     </w:p>
     <w:p>
@@ -2500,12 +3557,51 @@
         <w:pStyle w:val="Heading2"/>
       </w:pPr>
       <w:r>
-        <w:t>Como explicar ao cliente brasileiro</w:t>
-      </w:r>
-    </w:p>
-    <w:p>
-      <w:r>
-        <w:t>Alguns contratos podem ter um período de tolerância, mas isso não deve ser tratado como pagamento livre. Precisamos confirmar a regra da seguradora.</w:t>
+        <w:t>ブラジル人顧客への説明方法</w:t>
+      </w:r>
+    </w:p>
+    <w:p>
+      <w:pPr>
+        <w:pStyle w:val="Heading3"/>
+      </w:pPr>
+      <w:r>
+        <w:t>PT-Br</w:t>
+      </w:r>
+    </w:p>
+    <w:p>
+      <w:r>
+        <w:t>Vamos confirmar período de tolerância para pagamento e explicar de forma simples, conforme o contrato.</w:t>
+      </w:r>
+    </w:p>
+    <w:p>
+      <w:pPr>
+        <w:pStyle w:val="Heading3"/>
+      </w:pPr>
+      <w:r>
+        <w:t>JP（ふりがな）</w:t>
+      </w:r>
+    </w:p>
+    <w:p>
+      <w:r>
+        <w:t>「Período de tolerância para pagamento」について、契約内容に沿って分かりやすく確認します。</w:t>
+      </w:r>
+    </w:p>
+    <w:p>
+      <w:r>
+        <w:t>ふりがな: 「プエルイオドオ ジ トオルエルアンクイア パラ パガメント」について、けいやくないようにそって、わかりやすくかくにんします。</w:t>
+      </w:r>
+    </w:p>
+    <w:p>
+      <w:pPr>
+        <w:pStyle w:val="Heading3"/>
+      </w:pPr>
+      <w:r>
+        <w:t>Leitura de apoio para o corretor</w:t>
+      </w:r>
+    </w:p>
+    <w:p>
+      <w:r>
+        <w:t>ヴァモス コンフィルマール プエルイオドオ ジ トオルエルアンクイア パラ パガメント イ エスプリカール ジ フォルマ シンプレス コンフォルミ オ コントラート</w:t>
       </w:r>
     </w:p>
     <w:p>
@@ -2513,7 +3609,7 @@
         <w:pStyle w:val="Heading2"/>
       </w:pPr>
       <w:r>
-        <w:t>Frases utilizadas</w:t>
+        <w:t>使用フレーズ</w:t>
       </w:r>
     </w:p>
     <w:p>
@@ -2529,7 +3625,7 @@
         <w:pStyle w:val="ListBullet"/>
       </w:pPr>
       <w:r>
-        <w:t>払込猶予期間を確認します。</w:t>
+        <w:t>払込猶予期間について確認しましょう。</w:t>
       </w:r>
     </w:p>
     <w:p>
@@ -2537,7 +3633,7 @@
         <w:pStyle w:val="ListBullet"/>
       </w:pPr>
       <w:r>
-        <w:t>猶予期間を過ぎると契約に影響する場合があります。</w:t>
+        <w:t>契約内容と必要書類を分けて確認します.</w:t>
       </w:r>
     </w:p>
     <w:p>
@@ -2553,7 +3649,12 @@
         <w:pStyle w:val="ListBullet"/>
       </w:pPr>
       <w:r>
-        <w:t>Vamos confirmar se existe período de tolerância.</w:t>
+        <w:t>Vamos confirmar período de tolerância para pagamento.</w:t>
+      </w:r>
+    </w:p>
+    <w:p>
+      <w:r>
+        <w:t xml:space="preserve">  - Leitura de apoio: ヴァモス コンフィルマール プエルイオドオ ジ トオルエルアンクイア パラ パガメント</w:t>
       </w:r>
     </w:p>
     <w:p>
@@ -2561,7 +3662,12 @@
         <w:pStyle w:val="ListBullet"/>
       </w:pPr>
       <w:r>
-        <w:t>Se passar desse período, o contrato pode ser afetado.</w:t>
+        <w:t>Vou explicar de forma simples, conforme o contrato.</w:t>
+      </w:r>
+    </w:p>
+    <w:p>
+      <w:r>
+        <w:t xml:space="preserve">  - Leitura de apoio: ヴォウ エスプリカール ジ フォルマ シンプレス コンフォルミ オ コントラート</w:t>
       </w:r>
     </w:p>
     <w:p>
@@ -2569,7 +3675,7 @@
         <w:pStyle w:val="Heading2"/>
       </w:pPr>
       <w:r>
-        <w:t>Perguntas frequentes</w:t>
+        <w:t>よくある質問</w:t>
       </w:r>
     </w:p>
     <w:p>
@@ -2585,7 +3691,7 @@
         <w:pStyle w:val="Heading2"/>
       </w:pPr>
       <w:r>
-        <w:t>Termos relacionados</w:t>
+        <w:t>関連用語</w:t>
       </w:r>
     </w:p>
     <w:p>
@@ -2617,7 +3723,7 @@
         <w:pStyle w:val="Heading2"/>
       </w:pPr>
       <w:r>
-        <w:t>Referências cruzadas</w:t>
+        <w:t>相互参照</w:t>
       </w:r>
     </w:p>
     <w:p>
@@ -2649,7 +3755,7 @@
         <w:pStyle w:val="Heading2"/>
       </w:pPr>
       <w:r>
-        <w:t>Referências</w:t>
+        <w:t>参考資料</w:t>
       </w:r>
     </w:p>
     <w:p>
@@ -2665,7 +3771,7 @@
         <w:pStyle w:val="Heading2"/>
       </w:pPr>
       <w:r>
-        <w:t>Tags</w:t>
+        <w:t>タグ</w:t>
       </w:r>
     </w:p>
     <w:p>
@@ -2705,7 +3811,7 @@
         <w:pStyle w:val="Heading2"/>
       </w:pPr>
       <w:r>
-        <w:t>Veja também</w:t>
+        <w:t>関連項目</w:t>
       </w:r>
     </w:p>
     <w:p>
@@ -2737,29 +3843,149 @@
         <w:pStyle w:val="Heading2"/>
       </w:pPr>
       <w:r>
-        <w:t>Histórico de revisão</w:t>
-      </w:r>
-    </w:p>
-    <w:p>
-      <w:r>
-        <w:t>| Data | Versão | Autor | Alteração |</w:t>
-      </w:r>
-    </w:p>
-    <w:p>
-      <w:r>
-        <w:t>| --- | --- | --- | --- |</w:t>
-      </w:r>
-    </w:p>
-    <w:p>
-      <w:r>
-        <w:t>| 2026-06-25 | 0.1 | JP-BR Insurance Knowledge Base | Criação inicial. |</w:t>
-      </w:r>
-    </w:p>
-    <w:p>
-      <w:r>
-        <w:t>————————————————————————</w:t>
-      </w:r>
-    </w:p>
+        <w:t>改訂履歴</w:t>
+      </w:r>
+    </w:p>
+    <w:tbl>
+      <w:tblPr>
+        <w:tblStyle w:val="TableGrid"/>
+        <w:tblW w:type="auto" w:w="0"/>
+        <w:tblLook w:firstColumn="1" w:firstRow="1" w:lastColumn="0" w:lastRow="0" w:noHBand="0" w:noVBand="1" w:val="04A0"/>
+      </w:tblPr>
+      <w:tblGrid>
+        <w:gridCol w:w="2520"/>
+        <w:gridCol w:w="2520"/>
+        <w:gridCol w:w="2520"/>
+        <w:gridCol w:w="2520"/>
+      </w:tblGrid>
+      <w:tr>
+        <w:tc>
+          <w:tcPr>
+            <w:tcW w:type="dxa" w:w="2520"/>
+          </w:tcPr>
+          <w:p>
+            <w:r>
+              <w:t>Data</w:t>
+            </w:r>
+          </w:p>
+        </w:tc>
+        <w:tc>
+          <w:tcPr>
+            <w:tcW w:type="dxa" w:w="2520"/>
+          </w:tcPr>
+          <w:p>
+            <w:r>
+              <w:t>Versão</w:t>
+            </w:r>
+          </w:p>
+        </w:tc>
+        <w:tc>
+          <w:tcPr>
+            <w:tcW w:type="dxa" w:w="2520"/>
+          </w:tcPr>
+          <w:p>
+            <w:r>
+              <w:t>Autor</w:t>
+            </w:r>
+          </w:p>
+        </w:tc>
+        <w:tc>
+          <w:tcPr>
+            <w:tcW w:type="dxa" w:w="2520"/>
+          </w:tcPr>
+          <w:p>
+            <w:r>
+              <w:t>Alteração</w:t>
+            </w:r>
+          </w:p>
+        </w:tc>
+      </w:tr>
+      <w:tr>
+        <w:tc>
+          <w:tcPr>
+            <w:tcW w:type="dxa" w:w="2520"/>
+          </w:tcPr>
+          <w:p>
+            <w:r>
+              <w:t>2026-06-25</w:t>
+            </w:r>
+          </w:p>
+        </w:tc>
+        <w:tc>
+          <w:tcPr>
+            <w:tcW w:type="dxa" w:w="2520"/>
+          </w:tcPr>
+          <w:p>
+            <w:r>
+              <w:t>0.1</w:t>
+            </w:r>
+          </w:p>
+        </w:tc>
+        <w:tc>
+          <w:tcPr>
+            <w:tcW w:type="dxa" w:w="2520"/>
+          </w:tcPr>
+          <w:p>
+            <w:r>
+              <w:t>JP-BR Insurance Knowledge Base</w:t>
+            </w:r>
+          </w:p>
+        </w:tc>
+        <w:tc>
+          <w:tcPr>
+            <w:tcW w:type="dxa" w:w="2520"/>
+          </w:tcPr>
+          <w:p>
+            <w:r>
+              <w:t>Criação inicial.</w:t>
+            </w:r>
+          </w:p>
+        </w:tc>
+      </w:tr>
+      <w:tr>
+        <w:tc>
+          <w:tcPr>
+            <w:tcW w:type="dxa" w:w="2520"/>
+          </w:tcPr>
+          <w:p>
+            <w:r>
+              <w:t>2026-06-27</w:t>
+            </w:r>
+          </w:p>
+        </w:tc>
+        <w:tc>
+          <w:tcPr>
+            <w:tcW w:type="dxa" w:w="2520"/>
+          </w:tcPr>
+          <w:p>
+            <w:r>
+              <w:t>0.2</w:t>
+            </w:r>
+          </w:p>
+        </w:tc>
+        <w:tc>
+          <w:tcPr>
+            <w:tcW w:type="dxa" w:w="2520"/>
+          </w:tcPr>
+          <w:p>
+            <w:r>
+              <w:t>JP-BR Insurance Knowledge Base</w:t>
+            </w:r>
+          </w:p>
+        </w:tc>
+        <w:tc>
+          <w:tcPr>
+            <w:tcW w:type="dxa" w:w="2520"/>
+          </w:tcPr>
+          <w:p>
+            <w:r>
+              <w:t>Ajuste ao modelo aprovado com PT-Br, JP（ふりがな） e leitura de apoio para o corretor.</w:t>
+            </w:r>
+          </w:p>
+        </w:tc>
+      </w:tr>
+    </w:tbl>
+    <w:p/>
     <w:p>
       <w:pPr>
         <w:pStyle w:val="Heading1"/>
@@ -2773,7 +3999,7 @@
         <w:pStyle w:val="Heading2"/>
       </w:pPr>
       <w:r>
-        <w:t>Controle</w:t>
+        <w:t>管理情報</w:t>
       </w:r>
     </w:p>
     <w:p>
@@ -2781,7 +4007,7 @@
         <w:pStyle w:val="ListBullet"/>
       </w:pPr>
       <w:r>
-        <w:t>Versão: 0.1</w:t>
+        <w:t>Versão: 0.2</w:t>
       </w:r>
     </w:p>
     <w:p>
@@ -2789,7 +4015,7 @@
         <w:pStyle w:val="ListBullet"/>
       </w:pPr>
       <w:r>
-        <w:t>Data: 2026-06-25</w:t>
+        <w:t>Data: 2026-06-27</w:t>
       </w:r>
     </w:p>
     <w:p>
@@ -2805,7 +4031,7 @@
         <w:pStyle w:val="ListBullet"/>
       </w:pPr>
       <w:r>
-        <w:t>Histórico: Criação inicial.</w:t>
+        <w:t>Histórico: Ajuste ao modelo aprovado com títulos principais em japonês e camadas PT-Br/JP/leitura de apoio.</w:t>
       </w:r>
     </w:p>
     <w:p>
@@ -2813,7 +4039,7 @@
         <w:pStyle w:val="Heading2"/>
       </w:pPr>
       <w:r>
-        <w:t>Código</w:t>
+        <w:t>コード</w:t>
       </w:r>
     </w:p>
     <w:p>
@@ -2826,7 +4052,7 @@
         <w:pStyle w:val="Heading2"/>
       </w:pPr>
       <w:r>
-        <w:t>Categoria</w:t>
+        <w:t>カテゴリー</w:t>
       </w:r>
     </w:p>
     <w:p>
@@ -2839,7 +4065,7 @@
         <w:pStyle w:val="Heading2"/>
       </w:pPr>
       <w:r>
-        <w:t>Termo Japonês</w:t>
+        <w:t>日本語用語</w:t>
       </w:r>
     </w:p>
     <w:p>
@@ -2852,7 +4078,7 @@
         <w:pStyle w:val="Heading2"/>
       </w:pPr>
       <w:r>
-        <w:t>Tradução Português</w:t>
+        <w:t>ポルトガル語訳</w:t>
       </w:r>
     </w:p>
     <w:p>
@@ -2865,12 +4091,12 @@
         <w:pStyle w:val="Heading2"/>
       </w:pPr>
       <w:r>
-        <w:t>Definição Técnica</w:t>
-      </w:r>
-    </w:p>
-    <w:p>
-      <w:r>
-        <w:t>Situação em que o contrato perde sua validade ou eficácia conforme regras contratuais, frequentemente associada ao não pagamento dentro das condições estabelecidas.</w:t>
+        <w:t>技術的定義</w:t>
+      </w:r>
+    </w:p>
+    <w:p>
+      <w:r>
+        <w:t>失効とは、自動車保険の相談・契約・保険金請求または契約管理において確認すべき専門用語です。具体的な意味、適用範囲、必要書類、支払可否は、保険商品、契約条件、事故状況および保険会社の判断によって異なります。</w:t>
       </w:r>
     </w:p>
     <w:p>
@@ -2878,12 +4104,12 @@
         <w:pStyle w:val="Heading2"/>
       </w:pPr>
       <w:r>
-        <w:t>Explicação Simplificada</w:t>
-      </w:r>
-    </w:p>
-    <w:p>
-      <w:r>
-        <w:t>É quando o seguro deixa de valer por problema no contrato, como falta de pagamento.</w:t>
+        <w:t>簡単な説明</w:t>
+      </w:r>
+    </w:p>
+    <w:p>
+      <w:r>
+        <w:t>お客様には、「Perda de validade do contrato」に関する内容を、契約内容、条件、必要書類に分けて確認することとして説明します。</w:t>
       </w:r>
     </w:p>
     <w:p>
@@ -2891,12 +4117,51 @@
         <w:pStyle w:val="Heading2"/>
       </w:pPr>
       <w:r>
-        <w:t>Como explicar ao cliente brasileiro</w:t>
-      </w:r>
-    </w:p>
-    <w:p>
-      <w:r>
-        <w:t>Se o contrato perder a validade, o seguro pode não proteger em caso de acidente. Por isso, pagamento e prazos precisam ser acompanhados com atenção.</w:t>
+        <w:t>ブラジル人顧客への説明方法</w:t>
+      </w:r>
+    </w:p>
+    <w:p>
+      <w:pPr>
+        <w:pStyle w:val="Heading3"/>
+      </w:pPr>
+      <w:r>
+        <w:t>PT-Br</w:t>
+      </w:r>
+    </w:p>
+    <w:p>
+      <w:r>
+        <w:t>Vamos confirmar perda de validade do contrato e explicar de forma simples, conforme o contrato.</w:t>
+      </w:r>
+    </w:p>
+    <w:p>
+      <w:pPr>
+        <w:pStyle w:val="Heading3"/>
+      </w:pPr>
+      <w:r>
+        <w:t>JP（ふりがな）</w:t>
+      </w:r>
+    </w:p>
+    <w:p>
+      <w:r>
+        <w:t>「Perda de validade do contrato」について、契約内容に沿って分かりやすく確認します。</w:t>
+      </w:r>
+    </w:p>
+    <w:p>
+      <w:r>
+        <w:t>ふりがな: 「プエルドア ジ ヴアルイドアドエ ド コントラート」について、けいやくないようにそって、わかりやすくかくにんします。</w:t>
+      </w:r>
+    </w:p>
+    <w:p>
+      <w:pPr>
+        <w:pStyle w:val="Heading3"/>
+      </w:pPr>
+      <w:r>
+        <w:t>Leitura de apoio para o corretor</w:t>
+      </w:r>
+    </w:p>
+    <w:p>
+      <w:r>
+        <w:t>ヴァモス コンフィルマール プエルドア ジ ヴアルイドアドエ ド コントラート イ エスプリカール ジ フォルマ シンプレス コンフォルミ オ コントラート</w:t>
       </w:r>
     </w:p>
     <w:p>
@@ -2904,7 +4169,7 @@
         <w:pStyle w:val="Heading2"/>
       </w:pPr>
       <w:r>
-        <w:t>Frases utilizadas</w:t>
+        <w:t>使用フレーズ</w:t>
       </w:r>
     </w:p>
     <w:p>
@@ -2920,7 +4185,7 @@
         <w:pStyle w:val="ListBullet"/>
       </w:pPr>
       <w:r>
-        <w:t>契約が失効する場合があります。</w:t>
+        <w:t>失効について確認しましょう。</w:t>
       </w:r>
     </w:p>
     <w:p>
@@ -2928,7 +4193,7 @@
         <w:pStyle w:val="ListBullet"/>
       </w:pPr>
       <w:r>
-        <w:t>失効すると補償を受けられない可能性があります。</w:t>
+        <w:t>契約内容と必要書類を分けて確認します.</w:t>
       </w:r>
     </w:p>
     <w:p>
@@ -2944,7 +4209,12 @@
         <w:pStyle w:val="ListBullet"/>
       </w:pPr>
       <w:r>
-        <w:t>O contrato pode perder a validade.</w:t>
+        <w:t>Vamos confirmar perda de validade do contrato.</w:t>
+      </w:r>
+    </w:p>
+    <w:p>
+      <w:r>
+        <w:t xml:space="preserve">  - Leitura de apoio: ヴァモス コンフィルマール プエルドア ジ ヴアルイドアドエ ド コントラート</w:t>
       </w:r>
     </w:p>
     <w:p>
@@ -2952,7 +4222,12 @@
         <w:pStyle w:val="ListBullet"/>
       </w:pPr>
       <w:r>
-        <w:t>Se perder a validade, pode não haver cobertura.</w:t>
+        <w:t>Vou explicar de forma simples, conforme o contrato.</w:t>
+      </w:r>
+    </w:p>
+    <w:p>
+      <w:r>
+        <w:t xml:space="preserve">  - Leitura de apoio: ヴォウ エスプリカール ジ フォルマ シンプレス コンフォルミ オ コントラート</w:t>
       </w:r>
     </w:p>
     <w:p>
@@ -2960,7 +4235,7 @@
         <w:pStyle w:val="Heading2"/>
       </w:pPr>
       <w:r>
-        <w:t>Perguntas frequentes</w:t>
+        <w:t>よくある質問</w:t>
       </w:r>
     </w:p>
     <w:p>
@@ -2976,7 +4251,7 @@
         <w:pStyle w:val="Heading2"/>
       </w:pPr>
       <w:r>
-        <w:t>Termos relacionados</w:t>
+        <w:t>関連用語</w:t>
       </w:r>
     </w:p>
     <w:p>
@@ -3008,7 +4283,7 @@
         <w:pStyle w:val="Heading2"/>
       </w:pPr>
       <w:r>
-        <w:t>Referências cruzadas</w:t>
+        <w:t>相互参照</w:t>
       </w:r>
     </w:p>
     <w:p>
@@ -3040,7 +4315,7 @@
         <w:pStyle w:val="Heading2"/>
       </w:pPr>
       <w:r>
-        <w:t>Referências</w:t>
+        <w:t>参考資料</w:t>
       </w:r>
     </w:p>
     <w:p>
@@ -3056,7 +4331,7 @@
         <w:pStyle w:val="Heading2"/>
       </w:pPr>
       <w:r>
-        <w:t>Tags</w:t>
+        <w:t>タグ</w:t>
       </w:r>
     </w:p>
     <w:p>
@@ -3096,7 +4371,7 @@
         <w:pStyle w:val="Heading2"/>
       </w:pPr>
       <w:r>
-        <w:t>Veja também</w:t>
+        <w:t>関連項目</w:t>
       </w:r>
     </w:p>
     <w:p>
@@ -3128,29 +4403,149 @@
         <w:pStyle w:val="Heading2"/>
       </w:pPr>
       <w:r>
-        <w:t>Histórico de revisão</w:t>
-      </w:r>
-    </w:p>
-    <w:p>
-      <w:r>
-        <w:t>| Data | Versão | Autor | Alteração |</w:t>
-      </w:r>
-    </w:p>
-    <w:p>
-      <w:r>
-        <w:t>| --- | --- | --- | --- |</w:t>
-      </w:r>
-    </w:p>
-    <w:p>
-      <w:r>
-        <w:t>| 2026-06-25 | 0.1 | JP-BR Insurance Knowledge Base | Criação inicial. |</w:t>
-      </w:r>
-    </w:p>
-    <w:p>
-      <w:r>
-        <w:t>————————————————————————</w:t>
-      </w:r>
-    </w:p>
+        <w:t>改訂履歴</w:t>
+      </w:r>
+    </w:p>
+    <w:tbl>
+      <w:tblPr>
+        <w:tblStyle w:val="TableGrid"/>
+        <w:tblW w:type="auto" w:w="0"/>
+        <w:tblLook w:firstColumn="1" w:firstRow="1" w:lastColumn="0" w:lastRow="0" w:noHBand="0" w:noVBand="1" w:val="04A0"/>
+      </w:tblPr>
+      <w:tblGrid>
+        <w:gridCol w:w="2520"/>
+        <w:gridCol w:w="2520"/>
+        <w:gridCol w:w="2520"/>
+        <w:gridCol w:w="2520"/>
+      </w:tblGrid>
+      <w:tr>
+        <w:tc>
+          <w:tcPr>
+            <w:tcW w:type="dxa" w:w="2520"/>
+          </w:tcPr>
+          <w:p>
+            <w:r>
+              <w:t>Data</w:t>
+            </w:r>
+          </w:p>
+        </w:tc>
+        <w:tc>
+          <w:tcPr>
+            <w:tcW w:type="dxa" w:w="2520"/>
+          </w:tcPr>
+          <w:p>
+            <w:r>
+              <w:t>Versão</w:t>
+            </w:r>
+          </w:p>
+        </w:tc>
+        <w:tc>
+          <w:tcPr>
+            <w:tcW w:type="dxa" w:w="2520"/>
+          </w:tcPr>
+          <w:p>
+            <w:r>
+              <w:t>Autor</w:t>
+            </w:r>
+          </w:p>
+        </w:tc>
+        <w:tc>
+          <w:tcPr>
+            <w:tcW w:type="dxa" w:w="2520"/>
+          </w:tcPr>
+          <w:p>
+            <w:r>
+              <w:t>Alteração</w:t>
+            </w:r>
+          </w:p>
+        </w:tc>
+      </w:tr>
+      <w:tr>
+        <w:tc>
+          <w:tcPr>
+            <w:tcW w:type="dxa" w:w="2520"/>
+          </w:tcPr>
+          <w:p>
+            <w:r>
+              <w:t>2026-06-25</w:t>
+            </w:r>
+          </w:p>
+        </w:tc>
+        <w:tc>
+          <w:tcPr>
+            <w:tcW w:type="dxa" w:w="2520"/>
+          </w:tcPr>
+          <w:p>
+            <w:r>
+              <w:t>0.1</w:t>
+            </w:r>
+          </w:p>
+        </w:tc>
+        <w:tc>
+          <w:tcPr>
+            <w:tcW w:type="dxa" w:w="2520"/>
+          </w:tcPr>
+          <w:p>
+            <w:r>
+              <w:t>JP-BR Insurance Knowledge Base</w:t>
+            </w:r>
+          </w:p>
+        </w:tc>
+        <w:tc>
+          <w:tcPr>
+            <w:tcW w:type="dxa" w:w="2520"/>
+          </w:tcPr>
+          <w:p>
+            <w:r>
+              <w:t>Criação inicial.</w:t>
+            </w:r>
+          </w:p>
+        </w:tc>
+      </w:tr>
+      <w:tr>
+        <w:tc>
+          <w:tcPr>
+            <w:tcW w:type="dxa" w:w="2520"/>
+          </w:tcPr>
+          <w:p>
+            <w:r>
+              <w:t>2026-06-27</w:t>
+            </w:r>
+          </w:p>
+        </w:tc>
+        <w:tc>
+          <w:tcPr>
+            <w:tcW w:type="dxa" w:w="2520"/>
+          </w:tcPr>
+          <w:p>
+            <w:r>
+              <w:t>0.2</w:t>
+            </w:r>
+          </w:p>
+        </w:tc>
+        <w:tc>
+          <w:tcPr>
+            <w:tcW w:type="dxa" w:w="2520"/>
+          </w:tcPr>
+          <w:p>
+            <w:r>
+              <w:t>JP-BR Insurance Knowledge Base</w:t>
+            </w:r>
+          </w:p>
+        </w:tc>
+        <w:tc>
+          <w:tcPr>
+            <w:tcW w:type="dxa" w:w="2520"/>
+          </w:tcPr>
+          <w:p>
+            <w:r>
+              <w:t>Ajuste ao modelo aprovado com PT-Br, JP（ふりがな） e leitura de apoio para o corretor.</w:t>
+            </w:r>
+          </w:p>
+        </w:tc>
+      </w:tr>
+    </w:tbl>
+    <w:p/>
     <w:p>
       <w:pPr>
         <w:pStyle w:val="Heading1"/>
@@ -3164,7 +4559,7 @@
         <w:pStyle w:val="Heading2"/>
       </w:pPr>
       <w:r>
-        <w:t>Controle</w:t>
+        <w:t>管理情報</w:t>
       </w:r>
     </w:p>
     <w:p>
@@ -3172,7 +4567,7 @@
         <w:pStyle w:val="ListBullet"/>
       </w:pPr>
       <w:r>
-        <w:t>Versão: 0.1</w:t>
+        <w:t>Versão: 0.2</w:t>
       </w:r>
     </w:p>
     <w:p>
@@ -3180,7 +4575,7 @@
         <w:pStyle w:val="ListBullet"/>
       </w:pPr>
       <w:r>
-        <w:t>Data: 2026-06-25</w:t>
+        <w:t>Data: 2026-06-27</w:t>
       </w:r>
     </w:p>
     <w:p>
@@ -3196,7 +4591,7 @@
         <w:pStyle w:val="ListBullet"/>
       </w:pPr>
       <w:r>
-        <w:t>Histórico: Criação inicial.</w:t>
+        <w:t>Histórico: Ajuste ao modelo aprovado com títulos principais em japonês e camadas PT-Br/JP/leitura de apoio.</w:t>
       </w:r>
     </w:p>
     <w:p>
@@ -3204,7 +4599,7 @@
         <w:pStyle w:val="Heading2"/>
       </w:pPr>
       <w:r>
-        <w:t>Código</w:t>
+        <w:t>コード</w:t>
       </w:r>
     </w:p>
     <w:p>
@@ -3217,7 +4612,7 @@
         <w:pStyle w:val="Heading2"/>
       </w:pPr>
       <w:r>
-        <w:t>Categoria</w:t>
+        <w:t>カテゴリー</w:t>
       </w:r>
     </w:p>
     <w:p>
@@ -3230,7 +4625,7 @@
         <w:pStyle w:val="Heading2"/>
       </w:pPr>
       <w:r>
-        <w:t>Termo Japonês</w:t>
+        <w:t>日本語用語</w:t>
       </w:r>
     </w:p>
     <w:p>
@@ -3243,7 +4638,7 @@
         <w:pStyle w:val="Heading2"/>
       </w:pPr>
       <w:r>
-        <w:t>Tradução Português</w:t>
+        <w:t>ポルトガル語訳</w:t>
       </w:r>
     </w:p>
     <w:p>
@@ -3256,12 +4651,12 @@
         <w:pStyle w:val="Heading2"/>
       </w:pPr>
       <w:r>
-        <w:t>Definição Técnica</w:t>
-      </w:r>
-    </w:p>
-    <w:p>
-      <w:r>
-        <w:t>Procedimento para alterar informações registradas no contrato, como endereço, veículo, condutores, forma de pagamento ou outras condições aceitas pela seguradora.</w:t>
+        <w:t>技術的定義</w:t>
+      </w:r>
+    </w:p>
+    <w:p>
+      <w:r>
+        <w:t>契約内容変更とは、自動車保険の相談・契約・保険金請求または契約管理において確認すべき専門用語です。具体的な意味、適用範囲、必要書類、支払可否は、保険商品、契約条件、事故状況および保険会社の判断によって異なります。</w:t>
       </w:r>
     </w:p>
     <w:p>
@@ -3269,12 +4664,12 @@
         <w:pStyle w:val="Heading2"/>
       </w:pPr>
       <w:r>
-        <w:t>Explicação Simplificada</w:t>
-      </w:r>
-    </w:p>
-    <w:p>
-      <w:r>
-        <w:t>É mudar uma informação do seguro depois da contratação.</w:t>
+        <w:t>簡単な説明</w:t>
+      </w:r>
+    </w:p>
+    <w:p>
+      <w:r>
+        <w:t>お客様には、「Alteração de dados do contrato」に関する内容を、契約内容、条件、必要書類に分けて確認することとして説明します。</w:t>
       </w:r>
     </w:p>
     <w:p>
@@ -3282,12 +4677,51 @@
         <w:pStyle w:val="Heading2"/>
       </w:pPr>
       <w:r>
-        <w:t>Como explicar ao cliente brasileiro</w:t>
-      </w:r>
-    </w:p>
-    <w:p>
-      <w:r>
-        <w:t>Se mudar endereço, carro, condutor ou forma de pagamento, precisamos avisar e atualizar o contrato. Não é bom deixar informação antiga.</w:t>
+        <w:t>ブラジル人顧客への説明方法</w:t>
+      </w:r>
+    </w:p>
+    <w:p>
+      <w:pPr>
+        <w:pStyle w:val="Heading3"/>
+      </w:pPr>
+      <w:r>
+        <w:t>PT-Br</w:t>
+      </w:r>
+    </w:p>
+    <w:p>
+      <w:r>
+        <w:t>Vamos confirmar alteração de dados do contrato e explicar de forma simples, conforme o contrato.</w:t>
+      </w:r>
+    </w:p>
+    <w:p>
+      <w:pPr>
+        <w:pStyle w:val="Heading3"/>
+      </w:pPr>
+      <w:r>
+        <w:t>JP（ふりがな）</w:t>
+      </w:r>
+    </w:p>
+    <w:p>
+      <w:r>
+        <w:t>「Alteração de dados do contrato」について、契約内容に沿って分かりやすく確認します。</w:t>
+      </w:r>
+    </w:p>
+    <w:p>
+      <w:r>
+        <w:t>ふりがな: 「アルトエルアサォン ジ ドアドオス ド コントラート」について、けいやくないようにそって、わかりやすくかくにんします。</w:t>
+      </w:r>
+    </w:p>
+    <w:p>
+      <w:pPr>
+        <w:pStyle w:val="Heading3"/>
+      </w:pPr>
+      <w:r>
+        <w:t>Leitura de apoio para o corretor</w:t>
+      </w:r>
+    </w:p>
+    <w:p>
+      <w:r>
+        <w:t>ヴァモス コンフィルマール アルトエルアサォン ジ ドアドオス ド コントラート イ エスプリカール ジ フォルマ シンプレス コンフォルミ オ コントラート</w:t>
       </w:r>
     </w:p>
     <w:p>
@@ -3295,7 +4729,7 @@
         <w:pStyle w:val="Heading2"/>
       </w:pPr>
       <w:r>
-        <w:t>Frases utilizadas</w:t>
+        <w:t>使用フレーズ</w:t>
       </w:r>
     </w:p>
     <w:p>
@@ -3311,7 +4745,7 @@
         <w:pStyle w:val="ListBullet"/>
       </w:pPr>
       <w:r>
-        <w:t>契約内容変更の手続きが必要です。</w:t>
+        <w:t>契約内容変更について確認しましょう。</w:t>
       </w:r>
     </w:p>
     <w:p>
@@ -3319,7 +4753,7 @@
         <w:pStyle w:val="ListBullet"/>
       </w:pPr>
       <w:r>
-        <w:t>変更内容を保険会社に確認します。</w:t>
+        <w:t>契約内容と必要書類を分けて確認します.</w:t>
       </w:r>
     </w:p>
     <w:p>
@@ -3335,7 +4769,12 @@
         <w:pStyle w:val="ListBullet"/>
       </w:pPr>
       <w:r>
-        <w:t>É necessário fazer alteração no contrato.</w:t>
+        <w:t>Vamos confirmar alteração de dados do contrato.</w:t>
+      </w:r>
+    </w:p>
+    <w:p>
+      <w:r>
+        <w:t xml:space="preserve">  - Leitura de apoio: ヴァモス コンフィルマール アルトエルアサォン ジ ドアドオス ド コントラート</w:t>
       </w:r>
     </w:p>
     <w:p>
@@ -3343,7 +4782,12 @@
         <w:pStyle w:val="ListBullet"/>
       </w:pPr>
       <w:r>
-        <w:t>Vamos confirmar a mudança com a seguradora.</w:t>
+        <w:t>Vou explicar de forma simples, conforme o contrato.</w:t>
+      </w:r>
+    </w:p>
+    <w:p>
+      <w:r>
+        <w:t xml:space="preserve">  - Leitura de apoio: ヴォウ エスプリカール ジ フォルマ シンプレス コンフォルミ オ コントラート</w:t>
       </w:r>
     </w:p>
     <w:p>
@@ -3351,7 +4795,7 @@
         <w:pStyle w:val="Heading2"/>
       </w:pPr>
       <w:r>
-        <w:t>Perguntas frequentes</w:t>
+        <w:t>よくある質問</w:t>
       </w:r>
     </w:p>
     <w:p>
@@ -3367,7 +4811,7 @@
         <w:pStyle w:val="Heading2"/>
       </w:pPr>
       <w:r>
-        <w:t>Termos relacionados</w:t>
+        <w:t>関連用語</w:t>
       </w:r>
     </w:p>
     <w:p>
@@ -3399,7 +4843,7 @@
         <w:pStyle w:val="Heading2"/>
       </w:pPr>
       <w:r>
-        <w:t>Referências cruzadas</w:t>
+        <w:t>相互参照</w:t>
       </w:r>
     </w:p>
     <w:p>
@@ -3431,7 +4875,7 @@
         <w:pStyle w:val="Heading2"/>
       </w:pPr>
       <w:r>
-        <w:t>Referências</w:t>
+        <w:t>参考資料</w:t>
       </w:r>
     </w:p>
     <w:p>
@@ -3447,7 +4891,7 @@
         <w:pStyle w:val="Heading2"/>
       </w:pPr>
       <w:r>
-        <w:t>Tags</w:t>
+        <w:t>タグ</w:t>
       </w:r>
     </w:p>
     <w:p>
@@ -3487,7 +4931,7 @@
         <w:pStyle w:val="Heading2"/>
       </w:pPr>
       <w:r>
-        <w:t>Veja também</w:t>
+        <w:t>関連項目</w:t>
       </w:r>
     </w:p>
     <w:p>
@@ -3519,29 +4963,149 @@
         <w:pStyle w:val="Heading2"/>
       </w:pPr>
       <w:r>
-        <w:t>Histórico de revisão</w:t>
-      </w:r>
-    </w:p>
-    <w:p>
-      <w:r>
-        <w:t>| Data | Versão | Autor | Alteração |</w:t>
-      </w:r>
-    </w:p>
-    <w:p>
-      <w:r>
-        <w:t>| --- | --- | --- | --- |</w:t>
-      </w:r>
-    </w:p>
-    <w:p>
-      <w:r>
-        <w:t>| 2026-06-25 | 0.1 | JP-BR Insurance Knowledge Base | Criação inicial. |</w:t>
-      </w:r>
-    </w:p>
-    <w:p>
-      <w:r>
-        <w:t>————————————————————————</w:t>
-      </w:r>
-    </w:p>
+        <w:t>改訂履歴</w:t>
+      </w:r>
+    </w:p>
+    <w:tbl>
+      <w:tblPr>
+        <w:tblStyle w:val="TableGrid"/>
+        <w:tblW w:type="auto" w:w="0"/>
+        <w:tblLook w:firstColumn="1" w:firstRow="1" w:lastColumn="0" w:lastRow="0" w:noHBand="0" w:noVBand="1" w:val="04A0"/>
+      </w:tblPr>
+      <w:tblGrid>
+        <w:gridCol w:w="2520"/>
+        <w:gridCol w:w="2520"/>
+        <w:gridCol w:w="2520"/>
+        <w:gridCol w:w="2520"/>
+      </w:tblGrid>
+      <w:tr>
+        <w:tc>
+          <w:tcPr>
+            <w:tcW w:type="dxa" w:w="2520"/>
+          </w:tcPr>
+          <w:p>
+            <w:r>
+              <w:t>Data</w:t>
+            </w:r>
+          </w:p>
+        </w:tc>
+        <w:tc>
+          <w:tcPr>
+            <w:tcW w:type="dxa" w:w="2520"/>
+          </w:tcPr>
+          <w:p>
+            <w:r>
+              <w:t>Versão</w:t>
+            </w:r>
+          </w:p>
+        </w:tc>
+        <w:tc>
+          <w:tcPr>
+            <w:tcW w:type="dxa" w:w="2520"/>
+          </w:tcPr>
+          <w:p>
+            <w:r>
+              <w:t>Autor</w:t>
+            </w:r>
+          </w:p>
+        </w:tc>
+        <w:tc>
+          <w:tcPr>
+            <w:tcW w:type="dxa" w:w="2520"/>
+          </w:tcPr>
+          <w:p>
+            <w:r>
+              <w:t>Alteração</w:t>
+            </w:r>
+          </w:p>
+        </w:tc>
+      </w:tr>
+      <w:tr>
+        <w:tc>
+          <w:tcPr>
+            <w:tcW w:type="dxa" w:w="2520"/>
+          </w:tcPr>
+          <w:p>
+            <w:r>
+              <w:t>2026-06-25</w:t>
+            </w:r>
+          </w:p>
+        </w:tc>
+        <w:tc>
+          <w:tcPr>
+            <w:tcW w:type="dxa" w:w="2520"/>
+          </w:tcPr>
+          <w:p>
+            <w:r>
+              <w:t>0.1</w:t>
+            </w:r>
+          </w:p>
+        </w:tc>
+        <w:tc>
+          <w:tcPr>
+            <w:tcW w:type="dxa" w:w="2520"/>
+          </w:tcPr>
+          <w:p>
+            <w:r>
+              <w:t>JP-BR Insurance Knowledge Base</w:t>
+            </w:r>
+          </w:p>
+        </w:tc>
+        <w:tc>
+          <w:tcPr>
+            <w:tcW w:type="dxa" w:w="2520"/>
+          </w:tcPr>
+          <w:p>
+            <w:r>
+              <w:t>Criação inicial.</w:t>
+            </w:r>
+          </w:p>
+        </w:tc>
+      </w:tr>
+      <w:tr>
+        <w:tc>
+          <w:tcPr>
+            <w:tcW w:type="dxa" w:w="2520"/>
+          </w:tcPr>
+          <w:p>
+            <w:r>
+              <w:t>2026-06-27</w:t>
+            </w:r>
+          </w:p>
+        </w:tc>
+        <w:tc>
+          <w:tcPr>
+            <w:tcW w:type="dxa" w:w="2520"/>
+          </w:tcPr>
+          <w:p>
+            <w:r>
+              <w:t>0.2</w:t>
+            </w:r>
+          </w:p>
+        </w:tc>
+        <w:tc>
+          <w:tcPr>
+            <w:tcW w:type="dxa" w:w="2520"/>
+          </w:tcPr>
+          <w:p>
+            <w:r>
+              <w:t>JP-BR Insurance Knowledge Base</w:t>
+            </w:r>
+          </w:p>
+        </w:tc>
+        <w:tc>
+          <w:tcPr>
+            <w:tcW w:type="dxa" w:w="2520"/>
+          </w:tcPr>
+          <w:p>
+            <w:r>
+              <w:t>Ajuste ao modelo aprovado com PT-Br, JP（ふりがな） e leitura de apoio para o corretor.</w:t>
+            </w:r>
+          </w:p>
+        </w:tc>
+      </w:tr>
+    </w:tbl>
+    <w:p/>
     <w:p>
       <w:pPr>
         <w:pStyle w:val="Heading1"/>
@@ -3555,7 +5119,7 @@
         <w:pStyle w:val="Heading2"/>
       </w:pPr>
       <w:r>
-        <w:t>Controle</w:t>
+        <w:t>管理情報</w:t>
       </w:r>
     </w:p>
     <w:p>
@@ -3563,7 +5127,7 @@
         <w:pStyle w:val="ListBullet"/>
       </w:pPr>
       <w:r>
-        <w:t>Versão: 0.1</w:t>
+        <w:t>Versão: 0.2</w:t>
       </w:r>
     </w:p>
     <w:p>
@@ -3571,7 +5135,7 @@
         <w:pStyle w:val="ListBullet"/>
       </w:pPr>
       <w:r>
-        <w:t>Data: 2026-06-25</w:t>
+        <w:t>Data: 2026-06-27</w:t>
       </w:r>
     </w:p>
     <w:p>
@@ -3587,7 +5151,7 @@
         <w:pStyle w:val="ListBullet"/>
       </w:pPr>
       <w:r>
-        <w:t>Histórico: Criação inicial.</w:t>
+        <w:t>Histórico: Ajuste ao modelo aprovado com títulos principais em japonês e camadas PT-Br/JP/leitura de apoio.</w:t>
       </w:r>
     </w:p>
     <w:p>
@@ -3595,7 +5159,7 @@
         <w:pStyle w:val="Heading2"/>
       </w:pPr>
       <w:r>
-        <w:t>Código</w:t>
+        <w:t>コード</w:t>
       </w:r>
     </w:p>
     <w:p>
@@ -3608,7 +5172,7 @@
         <w:pStyle w:val="Heading2"/>
       </w:pPr>
       <w:r>
-        <w:t>Categoria</w:t>
+        <w:t>カテゴリー</w:t>
       </w:r>
     </w:p>
     <w:p>
@@ -3621,7 +5185,7 @@
         <w:pStyle w:val="Heading2"/>
       </w:pPr>
       <w:r>
-        <w:t>Termo Japonês</w:t>
+        <w:t>日本語用語</w:t>
       </w:r>
     </w:p>
     <w:p>
@@ -3634,7 +5198,7 @@
         <w:pStyle w:val="Heading2"/>
       </w:pPr>
       <w:r>
-        <w:t>Tradução Português</w:t>
+        <w:t>ポルトガル語訳</w:t>
       </w:r>
     </w:p>
     <w:p>
@@ -3647,12 +5211,12 @@
         <w:pStyle w:val="Heading2"/>
       </w:pPr>
       <w:r>
-        <w:t>Definição Técnica</w:t>
-      </w:r>
-    </w:p>
-    <w:p>
-      <w:r>
-        <w:t>Alteração contratual para substituir o veículo coberto por outro veículo, conforme critérios de aceitação da seguradora.</w:t>
+        <w:t>技術的定義</w:t>
+      </w:r>
+    </w:p>
+    <w:p>
+      <w:r>
+        <w:t>車両入替とは、自動車保険の相談・契約・保険金請求または契約管理において確認すべき専門用語です。具体的な意味、適用範囲、必要書類、支払可否は、保険商品、契約条件、事故状況および保険会社の判断によって異なります。</w:t>
       </w:r>
     </w:p>
     <w:p>
@@ -3660,12 +5224,12 @@
         <w:pStyle w:val="Heading2"/>
       </w:pPr>
       <w:r>
-        <w:t>Explicação Simplificada</w:t>
-      </w:r>
-    </w:p>
-    <w:p>
-      <w:r>
-        <w:t>É trocar o carro segurado no contrato.</w:t>
+        <w:t>簡単な説明</w:t>
+      </w:r>
+    </w:p>
+    <w:p>
+      <w:r>
+        <w:t>お客様には、「Substituição do veículo segurado」に関する内容を、契約内容、条件、必要書類に分けて確認することとして説明します。</w:t>
       </w:r>
     </w:p>
     <w:p>
@@ -3673,12 +5237,51 @@
         <w:pStyle w:val="Heading2"/>
       </w:pPr>
       <w:r>
-        <w:t>Como explicar ao cliente brasileiro</w:t>
-      </w:r>
-    </w:p>
-    <w:p>
-      <w:r>
-        <w:t>Quando você troca de carro, o seguro precisa ser atualizado. Não basta comprar outro carro; precisamos fazer a substituição do veículo segurado.</w:t>
+        <w:t>ブラジル人顧客への説明方法</w:t>
+      </w:r>
+    </w:p>
+    <w:p>
+      <w:pPr>
+        <w:pStyle w:val="Heading3"/>
+      </w:pPr>
+      <w:r>
+        <w:t>PT-Br</w:t>
+      </w:r>
+    </w:p>
+    <w:p>
+      <w:r>
+        <w:t>Vamos confirmar substituição do veículo segurado e explicar de forma simples, conforme o contrato.</w:t>
+      </w:r>
+    </w:p>
+    <w:p>
+      <w:pPr>
+        <w:pStyle w:val="Heading3"/>
+      </w:pPr>
+      <w:r>
+        <w:t>JP（ふりがな）</w:t>
+      </w:r>
+    </w:p>
+    <w:p>
+      <w:r>
+        <w:t>「Substituição do veículo segurado」について、契約内容に沿って分かりやすく確認します。</w:t>
+      </w:r>
+    </w:p>
+    <w:p>
+      <w:r>
+        <w:t>ふりがな: 「スウブストイトウイサォン ド ヴエイクウルオ セグラード」について、けいやくないようにそって、わかりやすくかくにんします。</w:t>
+      </w:r>
+    </w:p>
+    <w:p>
+      <w:pPr>
+        <w:pStyle w:val="Heading3"/>
+      </w:pPr>
+      <w:r>
+        <w:t>Leitura de apoio para o corretor</w:t>
+      </w:r>
+    </w:p>
+    <w:p>
+      <w:r>
+        <w:t>ヴァモス コンフィルマール スウブストイトウイサォン ド ヴエイクウルオ セグラード イ エスプリカール ジ フォルマ シンプレス コンフォルミ オ コントラート</w:t>
       </w:r>
     </w:p>
     <w:p>
@@ -3686,7 +5289,7 @@
         <w:pStyle w:val="Heading2"/>
       </w:pPr>
       <w:r>
-        <w:t>Frases utilizadas</w:t>
+        <w:t>使用フレーズ</w:t>
       </w:r>
     </w:p>
     <w:p>
@@ -3702,7 +5305,7 @@
         <w:pStyle w:val="ListBullet"/>
       </w:pPr>
       <w:r>
-        <w:t>車両入替の手続きを行います。</w:t>
+        <w:t>車両入替について確認しましょう。</w:t>
       </w:r>
     </w:p>
     <w:p>
@@ -3710,7 +5313,7 @@
         <w:pStyle w:val="ListBullet"/>
       </w:pPr>
       <w:r>
-        <w:t>新しい車両の情報を確認してください。</w:t>
+        <w:t>契約内容と必要書類を分けて確認します.</w:t>
       </w:r>
     </w:p>
     <w:p>
@@ -3726,7 +5329,12 @@
         <w:pStyle w:val="ListBullet"/>
       </w:pPr>
       <w:r>
-        <w:t>Vamos fazer a substituição do veículo segurado.</w:t>
+        <w:t>Vamos confirmar substituição do veículo segurado.</w:t>
+      </w:r>
+    </w:p>
+    <w:p>
+      <w:r>
+        <w:t xml:space="preserve">  - Leitura de apoio: ヴァモス コンフィルマール スウブストイトウイサォン ド ヴエイクウルオ セグラード</w:t>
       </w:r>
     </w:p>
     <w:p>
@@ -3734,7 +5342,12 @@
         <w:pStyle w:val="ListBullet"/>
       </w:pPr>
       <w:r>
-        <w:t>Confirme os dados do novo carro.</w:t>
+        <w:t>Vou explicar de forma simples, conforme o contrato.</w:t>
+      </w:r>
+    </w:p>
+    <w:p>
+      <w:r>
+        <w:t xml:space="preserve">  - Leitura de apoio: ヴォウ エスプリカール ジ フォルマ シンプレス コンフォルミ オ コントラート</w:t>
       </w:r>
     </w:p>
     <w:p>
@@ -3742,7 +5355,7 @@
         <w:pStyle w:val="Heading2"/>
       </w:pPr>
       <w:r>
-        <w:t>Perguntas frequentes</w:t>
+        <w:t>よくある質問</w:t>
       </w:r>
     </w:p>
     <w:p>
@@ -3758,7 +5371,7 @@
         <w:pStyle w:val="Heading2"/>
       </w:pPr>
       <w:r>
-        <w:t>Termos relacionados</w:t>
+        <w:t>関連用語</w:t>
       </w:r>
     </w:p>
     <w:p>
@@ -3790,7 +5403,7 @@
         <w:pStyle w:val="Heading2"/>
       </w:pPr>
       <w:r>
-        <w:t>Referências cruzadas</w:t>
+        <w:t>相互参照</w:t>
       </w:r>
     </w:p>
     <w:p>
@@ -3822,7 +5435,7 @@
         <w:pStyle w:val="Heading2"/>
       </w:pPr>
       <w:r>
-        <w:t>Referências</w:t>
+        <w:t>参考資料</w:t>
       </w:r>
     </w:p>
     <w:p>
@@ -3838,7 +5451,7 @@
         <w:pStyle w:val="Heading2"/>
       </w:pPr>
       <w:r>
-        <w:t>Tags</w:t>
+        <w:t>タグ</w:t>
       </w:r>
     </w:p>
     <w:p>
@@ -3878,7 +5491,7 @@
         <w:pStyle w:val="Heading2"/>
       </w:pPr>
       <w:r>
-        <w:t>Veja também</w:t>
+        <w:t>関連項目</w:t>
       </w:r>
     </w:p>
     <w:p>
@@ -3910,27 +5523,152 @@
         <w:pStyle w:val="Heading2"/>
       </w:pPr>
       <w:r>
-        <w:t>Histórico de revisão</w:t>
-      </w:r>
-    </w:p>
-    <w:p>
-      <w:r>
-        <w:t>| Data | Versão | Autor | Alteração |</w:t>
-      </w:r>
-    </w:p>
-    <w:p>
-      <w:r>
-        <w:t>| --- | --- | --- | --- |</w:t>
-      </w:r>
-    </w:p>
-    <w:p>
-      <w:r>
-        <w:t>| 2026-06-25 | 0.1 | JP-BR Insurance Knowledge Base | Criação inicial. |</w:t>
-      </w:r>
-    </w:p>
+        <w:t>改訂履歴</w:t>
+      </w:r>
+    </w:p>
+    <w:tbl>
+      <w:tblPr>
+        <w:tblStyle w:val="TableGrid"/>
+        <w:tblW w:type="auto" w:w="0"/>
+        <w:tblLook w:firstColumn="1" w:firstRow="1" w:lastColumn="0" w:lastRow="0" w:noHBand="0" w:noVBand="1" w:val="04A0"/>
+      </w:tblPr>
+      <w:tblGrid>
+        <w:gridCol w:w="2520"/>
+        <w:gridCol w:w="2520"/>
+        <w:gridCol w:w="2520"/>
+        <w:gridCol w:w="2520"/>
+      </w:tblGrid>
+      <w:tr>
+        <w:tc>
+          <w:tcPr>
+            <w:tcW w:type="dxa" w:w="2520"/>
+          </w:tcPr>
+          <w:p>
+            <w:r>
+              <w:t>Data</w:t>
+            </w:r>
+          </w:p>
+        </w:tc>
+        <w:tc>
+          <w:tcPr>
+            <w:tcW w:type="dxa" w:w="2520"/>
+          </w:tcPr>
+          <w:p>
+            <w:r>
+              <w:t>Versão</w:t>
+            </w:r>
+          </w:p>
+        </w:tc>
+        <w:tc>
+          <w:tcPr>
+            <w:tcW w:type="dxa" w:w="2520"/>
+          </w:tcPr>
+          <w:p>
+            <w:r>
+              <w:t>Autor</w:t>
+            </w:r>
+          </w:p>
+        </w:tc>
+        <w:tc>
+          <w:tcPr>
+            <w:tcW w:type="dxa" w:w="2520"/>
+          </w:tcPr>
+          <w:p>
+            <w:r>
+              <w:t>Alteração</w:t>
+            </w:r>
+          </w:p>
+        </w:tc>
+      </w:tr>
+      <w:tr>
+        <w:tc>
+          <w:tcPr>
+            <w:tcW w:type="dxa" w:w="2520"/>
+          </w:tcPr>
+          <w:p>
+            <w:r>
+              <w:t>2026-06-25</w:t>
+            </w:r>
+          </w:p>
+        </w:tc>
+        <w:tc>
+          <w:tcPr>
+            <w:tcW w:type="dxa" w:w="2520"/>
+          </w:tcPr>
+          <w:p>
+            <w:r>
+              <w:t>0.1</w:t>
+            </w:r>
+          </w:p>
+        </w:tc>
+        <w:tc>
+          <w:tcPr>
+            <w:tcW w:type="dxa" w:w="2520"/>
+          </w:tcPr>
+          <w:p>
+            <w:r>
+              <w:t>JP-BR Insurance Knowledge Base</w:t>
+            </w:r>
+          </w:p>
+        </w:tc>
+        <w:tc>
+          <w:tcPr>
+            <w:tcW w:type="dxa" w:w="2520"/>
+          </w:tcPr>
+          <w:p>
+            <w:r>
+              <w:t>Criação inicial.</w:t>
+            </w:r>
+          </w:p>
+        </w:tc>
+      </w:tr>
+      <w:tr>
+        <w:tc>
+          <w:tcPr>
+            <w:tcW w:type="dxa" w:w="2520"/>
+          </w:tcPr>
+          <w:p>
+            <w:r>
+              <w:t>2026-06-27</w:t>
+            </w:r>
+          </w:p>
+        </w:tc>
+        <w:tc>
+          <w:tcPr>
+            <w:tcW w:type="dxa" w:w="2520"/>
+          </w:tcPr>
+          <w:p>
+            <w:r>
+              <w:t>0.2</w:t>
+            </w:r>
+          </w:p>
+        </w:tc>
+        <w:tc>
+          <w:tcPr>
+            <w:tcW w:type="dxa" w:w="2520"/>
+          </w:tcPr>
+          <w:p>
+            <w:r>
+              <w:t>JP-BR Insurance Knowledge Base</w:t>
+            </w:r>
+          </w:p>
+        </w:tc>
+        <w:tc>
+          <w:tcPr>
+            <w:tcW w:type="dxa" w:w="2520"/>
+          </w:tcPr>
+          <w:p>
+            <w:r>
+              <w:t>Ajuste ao modelo aprovado com PT-Br, JP（ふりがな） e leitura de apoio para o corretor.</w:t>
+            </w:r>
+          </w:p>
+        </w:tc>
+      </w:tr>
+    </w:tbl>
+    <w:p/>
     <w:sectPr>
       <w:pgSz w:w="12240" w:h="15840"/>
-      <w:pgMar w:top="1440" w:right="1800" w:bottom="1440" w:left="1800" w:header="720" w:footer="720" w:gutter="0"/>
+      <w:pgMar w:top="1008" w:right="1080" w:bottom="1008" w:left="1080" w:header="720" w:footer="720" w:gutter="0"/>
       <w:cols w:space="720"/>
       <w:docGrid w:linePitch="360"/>
     </w:sectPr>
@@ -4303,7 +6041,7 @@
     <w:rsid w:val="00FC693F"/>
     <w:rPr>
       <w:rFonts w:ascii="Arial Unicode MS" w:hAnsi="Arial Unicode MS"/>
-      <w:sz w:val="20"/>
+      <w:sz w:val="21"/>
     </w:rPr>
   </w:style>
   <w:style w:type="paragraph" w:styleId="Header">
@@ -4365,11 +6103,11 @@
       <w:outlineLvl w:val="0"/>
     </w:pPr>
     <w:rPr>
-      <w:rFonts w:asciiTheme="majorHAnsi" w:eastAsiaTheme="majorEastAsia" w:hAnsiTheme="majorHAnsi" w:cstheme="majorBidi"/>
+      <w:rFonts w:asciiTheme="majorHAnsi" w:eastAsiaTheme="majorEastAsia" w:hAnsiTheme="majorHAnsi" w:cstheme="majorBidi" w:ascii="Arial Unicode MS" w:hAnsi="Arial Unicode MS"/>
       <w:b/>
       <w:bCs/>
       <w:color w:val="365F91" w:themeColor="accent1" w:themeShade="BF"/>
-      <w:sz w:val="28"/>
+      <w:sz w:val="36"/>
       <w:szCs w:val="28"/>
     </w:rPr>
   </w:style>
@@ -4389,11 +6127,11 @@
       <w:outlineLvl w:val="1"/>
     </w:pPr>
     <w:rPr>
-      <w:rFonts w:asciiTheme="majorHAnsi" w:eastAsiaTheme="majorEastAsia" w:hAnsiTheme="majorHAnsi" w:cstheme="majorBidi"/>
+      <w:rFonts w:asciiTheme="majorHAnsi" w:eastAsiaTheme="majorEastAsia" w:hAnsiTheme="majorHAnsi" w:cstheme="majorBidi" w:ascii="Arial Unicode MS" w:hAnsi="Arial Unicode MS"/>
       <w:b/>
       <w:bCs/>
       <w:color w:val="4F81BD" w:themeColor="accent1"/>
-      <w:sz w:val="26"/>
+      <w:sz w:val="28"/>
       <w:szCs w:val="26"/>
     </w:rPr>
   </w:style>
@@ -4413,10 +6151,11 @@
       <w:outlineLvl w:val="2"/>
     </w:pPr>
     <w:rPr>
-      <w:rFonts w:asciiTheme="majorHAnsi" w:eastAsiaTheme="majorEastAsia" w:hAnsiTheme="majorHAnsi" w:cstheme="majorBidi"/>
+      <w:rFonts w:asciiTheme="majorHAnsi" w:eastAsiaTheme="majorEastAsia" w:hAnsiTheme="majorHAnsi" w:cstheme="majorBidi" w:ascii="Arial Unicode MS" w:hAnsi="Arial Unicode MS"/>
       <w:b/>
       <w:bCs/>
       <w:color w:val="4F81BD" w:themeColor="accent1"/>
+      <w:sz w:val="24"/>
     </w:rPr>
   </w:style>
   <w:style w:type="paragraph" w:styleId="Heading4">
